--- a/docs/LDRS-591.docx
+++ b/docs/LDRS-591.docx
@@ -7,13 +7,7 @@
         <w:pStyle w:val="Title"/>
       </w:pPr>
       <w:r>
-        <w:t xml:space="preserve">LDRS</w:t>
-      </w:r>
-      <w:r>
-        <w:t xml:space="preserve"> </w:t>
-      </w:r>
-      <w:r>
-        <w:t xml:space="preserve">591</w:t>
+        <w:t xml:space="preserve">LDRS 591</w:t>
       </w:r>
     </w:p>
     <w:p>
@@ -21,13 +15,7 @@
         <w:pStyle w:val="Author"/>
       </w:pPr>
       <w:r>
-        <w:t xml:space="preserve">TWU</w:t>
-      </w:r>
-      <w:r>
-        <w:t xml:space="preserve"> </w:t>
-      </w:r>
-      <w:r>
-        <w:t xml:space="preserve">Online</w:t>
+        <w:t xml:space="preserve">TWU Online</w:t>
       </w:r>
     </w:p>
     <w:p>
@@ -35,19 +23,7 @@
         <w:pStyle w:val="Date"/>
       </w:pPr>
       <w:r>
-        <w:t xml:space="preserve">Nov</w:t>
-      </w:r>
-      <w:r>
-        <w:t xml:space="preserve"> </w:t>
-      </w:r>
-      <w:r>
-        <w:t xml:space="preserve">14,</w:t>
-      </w:r>
-      <w:r>
-        <w:t xml:space="preserve"> </w:t>
-      </w:r>
-      <w:r>
-        <w:t xml:space="preserve">2025</w:t>
+        <w:t xml:space="preserve">Jan 22, 2026</w:t>
       </w:r>
     </w:p>
     <w:p>
@@ -407,13 +383,7 @@
         <w:t xml:space="preserve"> </w:t>
       </w:r>
       <w:r>
-        <w:t xml:space="preserve">“</w:t>
-      </w:r>
-      <w:r>
-        <w:t xml:space="preserve">toolkit</w:t>
-      </w:r>
-      <w:r>
-        <w:t xml:space="preserve">”</w:t>
+        <w:t xml:space="preserve">“toolkit”</w:t>
       </w:r>
       <w:r>
         <w:t xml:space="preserve"> </w:t>
@@ -789,7 +759,6 @@
           <w:p>
             <w:pPr>
               <w:pStyle w:val="Compact"/>
-              <w:jc w:val="left"/>
             </w:pPr>
             <w:r>
               <w:rPr>
@@ -805,7 +774,6 @@
           <w:p>
             <w:pPr>
               <w:pStyle w:val="Compact"/>
-              <w:jc w:val="left"/>
             </w:pPr>
             <w:r>
               <w:rPr>
@@ -821,7 +789,6 @@
           <w:p>
             <w:pPr>
               <w:pStyle w:val="Compact"/>
-              <w:jc w:val="left"/>
             </w:pPr>
             <w:r>
               <w:rPr>
@@ -839,7 +806,6 @@
           <w:p>
             <w:pPr>
               <w:pStyle w:val="Compact"/>
-              <w:jc w:val="left"/>
             </w:pPr>
             <w:r>
               <w:t xml:space="preserve">Discussion Forum Posts</w:t>
@@ -851,7 +817,6 @@
           <w:p>
             <w:pPr>
               <w:pStyle w:val="Compact"/>
-              <w:jc w:val="left"/>
             </w:pPr>
             <w:r>
               <w:t xml:space="preserve">20%</w:t>
@@ -863,7 +828,6 @@
           <w:p>
             <w:pPr>
               <w:pStyle w:val="Compact"/>
-              <w:jc w:val="left"/>
             </w:pPr>
             <w:r>
               <w:t xml:space="preserve">Weeks 1-5</w:t>
@@ -883,7 +847,6 @@
           <w:p>
             <w:pPr>
               <w:pStyle w:val="Compact"/>
-              <w:jc w:val="left"/>
             </w:pPr>
             <w:hyperlink r:id="rId21">
               <w:r>
@@ -900,7 +863,6 @@
           <w:p>
             <w:pPr>
               <w:pStyle w:val="Compact"/>
-              <w:jc w:val="left"/>
             </w:pPr>
             <w:r>
               <w:t xml:space="preserve">20%</w:t>
@@ -912,7 +874,6 @@
           <w:p>
             <w:pPr>
               <w:pStyle w:val="Compact"/>
-              <w:jc w:val="left"/>
             </w:pPr>
             <w:r>
               <w:t xml:space="preserve">Unit 3 / Week 3</w:t>
@@ -926,7 +887,6 @@
           <w:p>
             <w:pPr>
               <w:pStyle w:val="Compact"/>
-              <w:jc w:val="left"/>
             </w:pPr>
             <w:hyperlink r:id="rId22">
               <w:r>
@@ -943,7 +903,6 @@
           <w:p>
             <w:pPr>
               <w:pStyle w:val="Compact"/>
-              <w:jc w:val="left"/>
             </w:pPr>
             <w:r>
               <w:t xml:space="preserve">15%</w:t>
@@ -955,7 +914,6 @@
           <w:p>
             <w:pPr>
               <w:pStyle w:val="Compact"/>
-              <w:jc w:val="left"/>
             </w:pPr>
             <w:r>
               <w:t xml:space="preserve">Unit 4 / Week 4</w:t>
@@ -969,7 +927,6 @@
           <w:p>
             <w:pPr>
               <w:pStyle w:val="Compact"/>
-              <w:jc w:val="left"/>
             </w:pPr>
             <w:hyperlink r:id="rId23">
               <w:r>
@@ -986,7 +943,6 @@
           <w:p>
             <w:pPr>
               <w:pStyle w:val="Compact"/>
-              <w:jc w:val="left"/>
             </w:pPr>
             <w:r>
               <w:t xml:space="preserve">30%</w:t>
@@ -998,7 +954,6 @@
           <w:p>
             <w:pPr>
               <w:pStyle w:val="Compact"/>
-              <w:jc w:val="left"/>
             </w:pPr>
             <w:r>
               <w:t xml:space="preserve">Unit 6 / Week 6</w:t>
@@ -1012,7 +967,6 @@
           <w:p>
             <w:pPr>
               <w:pStyle w:val="Compact"/>
-              <w:jc w:val="left"/>
             </w:pPr>
             <w:hyperlink r:id="rId24">
               <w:r>
@@ -1029,7 +983,6 @@
           <w:p>
             <w:pPr>
               <w:pStyle w:val="Compact"/>
-              <w:jc w:val="left"/>
             </w:pPr>
             <w:r>
               <w:t xml:space="preserve">15%</w:t>
@@ -1041,7 +994,6 @@
           <w:p>
             <w:pPr>
               <w:pStyle w:val="Compact"/>
-              <w:jc w:val="left"/>
             </w:pPr>
             <w:r>
               <w:t xml:space="preserve">Unit 6 / Week 6</w:t>
@@ -1349,13 +1301,7 @@
         <w:t xml:space="preserve"> </w:t>
       </w:r>
       <w:r>
-        <w:t xml:space="preserve">‘</w:t>
-      </w:r>
-      <w:r>
-        <w:t xml:space="preserve">Academic Dishonesty Policy</w:t>
-      </w:r>
-      <w:r>
-        <w:t xml:space="preserve">’</w:t>
+        <w:t xml:space="preserve">‘Academic Dishonesty Policy’</w:t>
       </w:r>
       <w:r>
         <w:t xml:space="preserve"> </w:t>
@@ -1821,7 +1767,7 @@
           <w:rPr>
             <w:rStyle w:val="Hyperlink"/>
           </w:rPr>
-          <w:t xml:space="preserve">https://doi.org/10.1007/s40670-019-00898-9</w:t>
+          <w:t xml:space="preserve">https://research-ebsco-com.twu.idm.oclc.org/linkprocessor/plink?id=6ca46584-4897-383c-926e-0a76445cde2e</w:t>
         </w:r>
       </w:hyperlink>
     </w:p>
@@ -1914,13 +1860,7 @@
         <w:t xml:space="preserve"> </w:t>
       </w:r>
       <w:r>
-        <w:t xml:space="preserve">“</w:t>
-      </w:r>
-      <w:r>
-        <w:t xml:space="preserve">the process of developing skills to arrive at understandings of a problem, an issue, or a phenomenon, through the process of asking good questions, searching out good evidence, and arriving at well-reasoned conclusions</w:t>
-      </w:r>
-      <w:r>
-        <w:t xml:space="preserve">”</w:t>
+        <w:t xml:space="preserve">“the process of developing skills to arrive at understandings of a problem, an issue, or a phenomenon, through the process of asking good questions, searching out good evidence, and arriving at well-reasoned conclusions”</w:t>
       </w:r>
       <w:r>
         <w:t xml:space="preserve"> </w:t>
@@ -2050,13 +1990,7 @@
         <w:t xml:space="preserve"> </w:t>
       </w:r>
       <w:r>
-        <w:t xml:space="preserve">“</w:t>
-      </w:r>
-      <w:r>
-        <w:t xml:space="preserve">research is a process of steps used to collect and analyze information in order to increase our knowledge about a topic or an issue</w:t>
-      </w:r>
-      <w:r>
-        <w:t xml:space="preserve">”</w:t>
+        <w:t xml:space="preserve">“research is a process of steps used to collect and analyze information in order to increase our knowledge about a topic or an issue”</w:t>
       </w:r>
       <w:r>
         <w:t xml:space="preserve"> </w:t>
@@ -2086,13 +2020,7 @@
         <w:t xml:space="preserve"> </w:t>
       </w:r>
       <w:r>
-        <w:t xml:space="preserve">“</w:t>
-      </w:r>
-      <w:r>
-        <w:t xml:space="preserve">Research as Inquiry</w:t>
-      </w:r>
-      <w:r>
-        <w:t xml:space="preserve">”</w:t>
+        <w:t xml:space="preserve">“Research as Inquiry”</w:t>
       </w:r>
       <w:r>
         <w:t xml:space="preserve"> </w:t>
@@ -2219,13 +2147,7 @@
         <w:t xml:space="preserve"> </w:t>
       </w:r>
       <w:r>
-        <w:t xml:space="preserve">“</w:t>
-      </w:r>
-      <w:r>
-        <w:t xml:space="preserve">research.</w:t>
-      </w:r>
-      <w:r>
-        <w:t xml:space="preserve">”</w:t>
+        <w:t xml:space="preserve">“research.”</w:t>
       </w:r>
     </w:p>
     <w:p>
@@ -2351,13 +2273,7 @@
         <w:t xml:space="preserve"> </w:t>
       </w:r>
       <w:r>
-        <w:t xml:space="preserve">“</w:t>
-      </w:r>
-      <w:r>
-        <w:t xml:space="preserve">the emphasis on knowledge generation disseminated in the form of best practices has swept like wildfire through all sectors of society</w:t>
-      </w:r>
-      <w:r>
-        <w:t xml:space="preserve">”</w:t>
+        <w:t xml:space="preserve">“the emphasis on knowledge generation disseminated in the form of best practices has swept like wildfire through all sectors of society”</w:t>
       </w:r>
       <w:r>
         <w:t xml:space="preserve"> </w:t>
@@ -2377,13 +2293,7 @@
         <w:t xml:space="preserve"> </w:t>
       </w:r>
       <w:r>
-        <w:t xml:space="preserve">“</w:t>
-      </w:r>
-      <w:r>
-        <w:t xml:space="preserve">best practices</w:t>
-      </w:r>
-      <w:r>
-        <w:t xml:space="preserve">”</w:t>
+        <w:t xml:space="preserve">“best practices”</w:t>
       </w:r>
       <w:r>
         <w:t xml:space="preserve"> </w:t>
@@ -2526,13 +2436,7 @@
         <w:t xml:space="preserve"> </w:t>
       </w:r>
       <w:r>
-        <w:t xml:space="preserve">“</w:t>
-      </w:r>
-      <w:r>
-        <w:t xml:space="preserve">Boyer’s Model of Scholarship.</w:t>
-      </w:r>
-      <w:r>
-        <w:t xml:space="preserve">”</w:t>
+        <w:t xml:space="preserve">“Boyer’s Model of Scholarship.”</w:t>
       </w:r>
     </w:p>
     <w:p>
@@ -2546,13 +2450,7 @@
         <w:t xml:space="preserve"> </w:t>
       </w:r>
       <w:r>
-        <w:t xml:space="preserve">“</w:t>
-      </w:r>
-      <w:r>
-        <w:t xml:space="preserve">Application,</w:t>
-      </w:r>
-      <w:r>
-        <w:t xml:space="preserve">”</w:t>
+        <w:t xml:space="preserve">“Application,”</w:t>
       </w:r>
       <w:r>
         <w:t xml:space="preserve"> </w:t>
@@ -2608,13 +2506,7 @@
         <w:t xml:space="preserve"> </w:t>
       </w:r>
       <w:r>
-        <w:t xml:space="preserve">“</w:t>
-      </w:r>
-      <w:r>
-        <w:t xml:space="preserve">Research is a systematic process of collecting, analyzing and interpreting information (data) in order to increase our understanding of a phenomenon abut which we are interested or concerned</w:t>
-      </w:r>
-      <w:r>
-        <w:t xml:space="preserve">”</w:t>
+        <w:t xml:space="preserve">“Research is a systematic process of collecting, analyzing and interpreting information (data) in order to increase our understanding of a phenomenon abut which we are interested or concerned”</w:t>
       </w:r>
       <w:r>
         <w:t xml:space="preserve"> </w:t>
@@ -2658,13 +2550,7 @@
         <w:t xml:space="preserve"> </w:t>
       </w:r>
       <w:r>
-        <w:t xml:space="preserve">“</w:t>
-      </w:r>
-      <w:r>
-        <w:t xml:space="preserve">the attempt to arrange relevant bits of knowledge and insight from different disciplines into broader patterns that reflect the actual interconnectedness of the world</w:t>
-      </w:r>
-      <w:r>
-        <w:t xml:space="preserve">”</w:t>
+        <w:t xml:space="preserve">“the attempt to arrange relevant bits of knowledge and insight from different disciplines into broader patterns that reflect the actual interconnectedness of the world”</w:t>
       </w:r>
       <w:r>
         <w:t xml:space="preserve"> </w:t>
@@ -2703,13 +2589,7 @@
         <w:t xml:space="preserve"> </w:t>
       </w:r>
       <w:r>
-        <w:t xml:space="preserve">“</w:t>
-      </w:r>
-      <w:r>
-        <w:t xml:space="preserve">the scholarship of engagement; seeking to close the gap between values in the academy and the needs of the larger world</w:t>
-      </w:r>
-      <w:r>
-        <w:t xml:space="preserve">”</w:t>
+        <w:t xml:space="preserve">“the scholarship of engagement; seeking to close the gap between values in the academy and the needs of the larger world”</w:t>
       </w:r>
       <w:r>
         <w:t xml:space="preserve"> </w:t>
@@ -2749,13 +2629,7 @@
         <w:t xml:space="preserve"> </w:t>
       </w:r>
       <w:r>
-        <w:t xml:space="preserve">“</w:t>
-      </w:r>
-      <w:r>
-        <w:t xml:space="preserve">the scholarship of sharing knowledge</w:t>
-      </w:r>
-      <w:r>
-        <w:t xml:space="preserve">”</w:t>
+        <w:t xml:space="preserve">“the scholarship of sharing knowledge”</w:t>
       </w:r>
       <w:r>
         <w:t xml:space="preserve"> </w:t>
@@ -2770,13 +2644,7 @@
         <w:t xml:space="preserve"> </w:t>
       </w:r>
       <w:r>
-        <w:t xml:space="preserve">“</w:t>
-      </w:r>
-      <w:r>
-        <w:t xml:space="preserve">active ingredients of a dynamic and iterative teaching process</w:t>
-      </w:r>
-      <w:r>
-        <w:t xml:space="preserve">”</w:t>
+        <w:t xml:space="preserve">“active ingredients of a dynamic and iterative teaching process”</w:t>
       </w:r>
       <w:r>
         <w:t xml:space="preserve"> </w:t>
@@ -3340,13 +3208,7 @@
         <w:t xml:space="preserve"> </w:t>
       </w:r>
       <w:r>
-        <w:t xml:space="preserve">“</w:t>
-      </w:r>
-      <w:r>
-        <w:t xml:space="preserve">Introduction to Research Design</w:t>
-      </w:r>
-      <w:r>
-        <w:t xml:space="preserve">”</w:t>
+        <w:t xml:space="preserve">“Introduction to Research Design”</w:t>
       </w:r>
       <w:r>
         <w:t xml:space="preserve"> </w:t>
@@ -3437,13 +3299,7 @@
         <w:t xml:space="preserve"> </w:t>
       </w:r>
       <w:r>
-        <w:t xml:space="preserve">“</w:t>
-      </w:r>
-      <w:r>
-        <w:t xml:space="preserve">evidence</w:t>
-      </w:r>
-      <w:r>
-        <w:t xml:space="preserve">”</w:t>
+        <w:t xml:space="preserve">“evidence”</w:t>
       </w:r>
       <w:r>
         <w:t xml:space="preserve"> </w:t>
@@ -3567,13 +3423,7 @@
         <w:t xml:space="preserve"> </w:t>
       </w:r>
       <w:r>
-        <w:t xml:space="preserve">“</w:t>
-      </w:r>
-      <w:r>
-        <w:t xml:space="preserve">an interpretive framework through which one makes sense of themselves, other people, and the world around them</w:t>
-      </w:r>
-      <w:r>
-        <w:t xml:space="preserve">”</w:t>
+        <w:t xml:space="preserve">“an interpretive framework through which one makes sense of themselves, other people, and the world around them”</w:t>
       </w:r>
       <w:r>
         <w:t xml:space="preserve"> </w:t>
@@ -3606,13 +3456,7 @@
         <w:t xml:space="preserve"> </w:t>
       </w:r>
       <w:r>
-        <w:t xml:space="preserve">“</w:t>
-      </w:r>
-      <w:r>
-        <w:t xml:space="preserve">What’s Your Worldview? (Quiz)</w:t>
-      </w:r>
-      <w:r>
-        <w:t xml:space="preserve">”</w:t>
+        <w:t xml:space="preserve">“What’s Your Worldview? (Quiz)”</w:t>
       </w:r>
       <w:r>
         <w:t xml:space="preserve"> </w:t>
@@ -4042,13 +3886,7 @@
         <w:t xml:space="preserve"> </w:t>
       </w:r>
       <w:r>
-        <w:t xml:space="preserve">“</w:t>
-      </w:r>
-      <w:r>
-        <w:t xml:space="preserve">Ontology, Epistemology, Methodology and Methods in Research Simplified!</w:t>
-      </w:r>
-      <w:r>
-        <w:t xml:space="preserve">”</w:t>
+        <w:t xml:space="preserve">“Ontology, Epistemology, Methodology and Methods in Research Simplified!”</w:t>
       </w:r>
       <w:r>
         <w:t xml:space="preserve"> </w:t>
@@ -4321,13 +4159,7 @@
         <w:t xml:space="preserve"> </w:t>
       </w:r>
       <w:r>
-        <w:t xml:space="preserve">“</w:t>
-      </w:r>
-      <w:r>
-        <w:t xml:space="preserve">discovered</w:t>
-      </w:r>
-      <w:r>
-        <w:t xml:space="preserve">”</w:t>
+        <w:t xml:space="preserve">“discovered”</w:t>
       </w:r>
       <w:r>
         <w:t xml:space="preserve"> </w:t>
@@ -4339,13 +4171,7 @@
         <w:t xml:space="preserve"> </w:t>
       </w:r>
       <w:r>
-        <w:t xml:space="preserve">“</w:t>
-      </w:r>
-      <w:r>
-        <w:t xml:space="preserve">good</w:t>
-      </w:r>
-      <w:r>
-        <w:t xml:space="preserve">”</w:t>
+        <w:t xml:space="preserve">“good”</w:t>
       </w:r>
       <w:r>
         <w:t xml:space="preserve"> </w:t>
@@ -4503,13 +4329,7 @@
         <w:t xml:space="preserve"> </w:t>
       </w:r>
       <w:r>
-        <w:t xml:space="preserve">“</w:t>
-      </w:r>
-      <w:r>
-        <w:t xml:space="preserve">Philosophical Foundations for Research Methodology</w:t>
-      </w:r>
-      <w:r>
-        <w:t xml:space="preserve">”</w:t>
+        <w:t xml:space="preserve">“Philosophical Foundations for Research Methodology”</w:t>
       </w:r>
       <w:r>
         <w:t xml:space="preserve">:</w:t>
@@ -4649,13 +4469,7 @@
         <w:t xml:space="preserve"> </w:t>
       </w:r>
       <w:r>
-        <w:t xml:space="preserve">“</w:t>
-      </w:r>
-      <w:r>
-        <w:t xml:space="preserve">one verifiable reality,</w:t>
-      </w:r>
-      <w:r>
-        <w:t xml:space="preserve">”</w:t>
+        <w:t xml:space="preserve">“one verifiable reality,”</w:t>
       </w:r>
       <w:r>
         <w:t xml:space="preserve"> </w:t>
@@ -4667,13 +4481,7 @@
         <w:t xml:space="preserve"> </w:t>
       </w:r>
       <w:r>
-        <w:t xml:space="preserve">“</w:t>
-      </w:r>
-      <w:r>
-        <w:t xml:space="preserve">multiple socially constructed realities</w:t>
-      </w:r>
-      <w:r>
-        <w:t xml:space="preserve">”</w:t>
+        <w:t xml:space="preserve">“multiple socially constructed realities”</w:t>
       </w:r>
       <w:r>
         <w:t xml:space="preserve"> </w:t>
@@ -5179,13 +4987,7 @@
         <w:t xml:space="preserve"> </w:t>
       </w:r>
       <w:r>
-        <w:t xml:space="preserve">“</w:t>
-      </w:r>
-      <w:r>
-        <w:t xml:space="preserve">Qualitative &amp; Quantitative Research–An Introduction.</w:t>
-      </w:r>
-      <w:r>
-        <w:t xml:space="preserve">”</w:t>
+        <w:t xml:space="preserve">“Qualitative &amp; Quantitative Research–An Introduction.”</w:t>
       </w:r>
     </w:p>
     <w:p>
@@ -5378,13 +5180,7 @@
         <w:t xml:space="preserve"> </w:t>
       </w:r>
       <w:r>
-        <w:t xml:space="preserve">“</w:t>
-      </w:r>
-      <w:r>
-        <w:t xml:space="preserve">Whatever you do, work heartily, as for the Lord and not for men,</w:t>
-      </w:r>
-      <w:r>
-        <w:t xml:space="preserve">”</w:t>
+        <w:t xml:space="preserve">“Whatever you do, work heartily, as for the Lord and not for men,”</w:t>
       </w:r>
       <w:r>
         <w:t xml:space="preserve"> </w:t>
@@ -5458,13 +5254,7 @@
         <w:t xml:space="preserve"> </w:t>
       </w:r>
       <w:r>
-        <w:t xml:space="preserve">“</w:t>
-      </w:r>
-      <w:r>
-        <w:t xml:space="preserve">I am the way, the truth, and the life.</w:t>
-      </w:r>
-      <w:r>
-        <w:t xml:space="preserve">”</w:t>
+        <w:t xml:space="preserve">“I am the way, the truth, and the life.”</w:t>
       </w:r>
       <w:r>
         <w:t xml:space="preserve"> </w:t>
@@ -5473,13 +5263,7 @@
         <w:t xml:space="preserve">This perspective calls people to critically evaluate the methodologies, assumptions, and conclusions of research, ensuring they align with ethical principles and the pursuit of justice (</w:t>
       </w:r>
       <w:r>
-        <w:t xml:space="preserve">“</w:t>
-      </w:r>
-      <w:r>
-        <w:t xml:space="preserve">To act justly and to love mercy and to walk humbly with your God,</w:t>
-      </w:r>
-      <w:r>
-        <w:t xml:space="preserve">”</w:t>
+        <w:t xml:space="preserve">“To act justly and to love mercy and to walk humbly with your God,”</w:t>
       </w:r>
       <w:r>
         <w:t xml:space="preserve"> </w:t>
@@ -5496,13 +5280,7 @@
         <w:t xml:space="preserve">Additionally, research can be viewed as an act of stewardship, in which people responsibly use the knowledge, resources, and abilities God has entrusted to them to benefit others and bring glory to Him (</w:t>
       </w:r>
       <w:r>
-        <w:t xml:space="preserve">“</w:t>
-      </w:r>
-      <w:r>
-        <w:t xml:space="preserve">Each of you should use whatever gift you have received to serve others, as faithful stewards of God’s grace in its various forms.</w:t>
-      </w:r>
-      <w:r>
-        <w:t xml:space="preserve">”</w:t>
+        <w:t xml:space="preserve">“Each of you should use whatever gift you have received to serve others, as faithful stewards of God’s grace in its various forms.”</w:t>
       </w:r>
       <w:r>
         <w:t xml:space="preserve"> </w:t>
@@ -5519,13 +5297,7 @@
         <w:t xml:space="preserve">Finally, becoming an informed consumer of research also requires discernment. Christians are called to weigh information carefully and assess its validity (</w:t>
       </w:r>
       <w:r>
-        <w:t xml:space="preserve">“</w:t>
-      </w:r>
-      <w:r>
-        <w:t xml:space="preserve">But test everything; hold fast what is good,</w:t>
-      </w:r>
-      <w:r>
-        <w:t xml:space="preserve">”</w:t>
+        <w:t xml:space="preserve">“But test everything; hold fast what is good,”</w:t>
       </w:r>
       <w:r>
         <w:t xml:space="preserve"> </w:t>
@@ -5593,13 +5365,7 @@
         <w:t xml:space="preserve"> </w:t>
       </w:r>
       <w:r>
-        <w:t xml:space="preserve">“</w:t>
-      </w:r>
-      <w:r>
-        <w:t xml:space="preserve">The central presumption of quantitative research is that concepts can be represented by numbers</w:t>
-      </w:r>
-      <w:r>
-        <w:t xml:space="preserve">”</w:t>
+        <w:t xml:space="preserve">“The central presumption of quantitative research is that concepts can be represented by numbers”</w:t>
       </w:r>
       <w:r>
         <w:t xml:space="preserve"> </w:t>
@@ -5648,13 +5414,7 @@
         <w:t xml:space="preserve"> </w:t>
       </w:r>
       <w:r>
-        <w:t xml:space="preserve">“</w:t>
-      </w:r>
-      <w:r>
-        <w:t xml:space="preserve">For the Lord gives wisdom; from his mouth come knowledge and understanding.</w:t>
-      </w:r>
-      <w:r>
-        <w:t xml:space="preserve">”</w:t>
+        <w:t xml:space="preserve">“For the Lord gives wisdom; from his mouth come knowledge and understanding.”</w:t>
       </w:r>
       <w:r>
         <w:t xml:space="preserve">. Researchers are encouraged to approach data analysis with integrity, ensuring that their work serves the greater good and aligns with ethical principles that prioritize the well-being of others.</w:t>
@@ -5844,7 +5604,6 @@
           <w:p>
             <w:pPr>
               <w:pStyle w:val="Compact"/>
-              <w:jc w:val="left"/>
             </w:pPr>
             <w:r>
               <w:rPr>
@@ -5860,7 +5619,6 @@
           <w:p>
             <w:pPr>
               <w:pStyle w:val="Compact"/>
-              <w:jc w:val="left"/>
             </w:pPr>
             <w:r>
               <w:rPr>
@@ -5878,7 +5636,6 @@
           <w:p>
             <w:pPr>
               <w:pStyle w:val="Compact"/>
-              <w:jc w:val="left"/>
             </w:pPr>
             <w:r>
               <w:rPr>
@@ -5897,7 +5654,6 @@
                 <w:ilvl w:val="0"/>
                 <w:numId w:val="1024"/>
               </w:numPr>
-              <w:jc w:val="left"/>
             </w:pPr>
             <w:r>
               <w:t xml:space="preserve">Seek to confirm hypotheses about phenomena</w:t>
@@ -5909,7 +5665,6 @@
                 <w:ilvl w:val="0"/>
                 <w:numId w:val="1024"/>
               </w:numPr>
-              <w:jc w:val="left"/>
             </w:pPr>
             <w:r>
               <w:t xml:space="preserve">Instruments use more rigid style of eliciting and categorizing responses to questions</w:t>
@@ -5921,7 +5676,6 @@
                 <w:ilvl w:val="0"/>
                 <w:numId w:val="1024"/>
               </w:numPr>
-              <w:jc w:val="left"/>
             </w:pPr>
             <w:r>
               <w:t xml:space="preserve">Use highly structured methods such as questionnaires, surveys, and structured observation</w:t>
@@ -5936,7 +5690,6 @@
                 <w:ilvl w:val="0"/>
                 <w:numId w:val="1025"/>
               </w:numPr>
-              <w:jc w:val="left"/>
             </w:pPr>
             <w:r>
               <w:t xml:space="preserve">Seek to explore phenomena</w:t>
@@ -5948,7 +5701,6 @@
                 <w:ilvl w:val="0"/>
                 <w:numId w:val="1025"/>
               </w:numPr>
-              <w:jc w:val="left"/>
             </w:pPr>
             <w:r>
               <w:t xml:space="preserve">Instruments use more flexible, iterative style of eliciting and categorizing responses to questions</w:t>
@@ -5960,7 +5712,6 @@
                 <w:ilvl w:val="0"/>
                 <w:numId w:val="1025"/>
               </w:numPr>
-              <w:jc w:val="left"/>
             </w:pPr>
             <w:r>
               <w:t xml:space="preserve">Use semi-structured methods such as in-depth interviews, focus groups, and participant observation</w:t>
@@ -5974,7 +5725,6 @@
           <w:p>
             <w:pPr>
               <w:pStyle w:val="Compact"/>
-              <w:jc w:val="left"/>
             </w:pPr>
             <w:r>
               <w:rPr>
@@ -5993,7 +5743,6 @@
                 <w:ilvl w:val="0"/>
                 <w:numId w:val="1026"/>
               </w:numPr>
-              <w:jc w:val="left"/>
             </w:pPr>
             <w:r>
               <w:t xml:space="preserve">To quantify variation</w:t>
@@ -6005,7 +5754,6 @@
                 <w:ilvl w:val="0"/>
                 <w:numId w:val="1026"/>
               </w:numPr>
-              <w:jc w:val="left"/>
             </w:pPr>
             <w:r>
               <w:t xml:space="preserve">To predict causal relationships</w:t>
@@ -6017,7 +5765,6 @@
                 <w:ilvl w:val="0"/>
                 <w:numId w:val="1026"/>
               </w:numPr>
-              <w:jc w:val="left"/>
             </w:pPr>
             <w:r>
               <w:t xml:space="preserve">To describe characteristics of a population</w:t>
@@ -6032,7 +5779,6 @@
                 <w:ilvl w:val="0"/>
                 <w:numId w:val="1027"/>
               </w:numPr>
-              <w:jc w:val="left"/>
             </w:pPr>
             <w:r>
               <w:t xml:space="preserve">To describe variation</w:t>
@@ -6044,7 +5790,6 @@
                 <w:ilvl w:val="0"/>
                 <w:numId w:val="1027"/>
               </w:numPr>
-              <w:jc w:val="left"/>
             </w:pPr>
             <w:r>
               <w:t xml:space="preserve">To describe and explain relationships</w:t>
@@ -6056,7 +5801,6 @@
                 <w:ilvl w:val="0"/>
                 <w:numId w:val="1027"/>
               </w:numPr>
-              <w:jc w:val="left"/>
             </w:pPr>
             <w:r>
               <w:t xml:space="preserve">To describe individual experiences</w:t>
@@ -6068,7 +5812,6 @@
                 <w:ilvl w:val="0"/>
                 <w:numId w:val="1027"/>
               </w:numPr>
-              <w:jc w:val="left"/>
             </w:pPr>
             <w:r>
               <w:t xml:space="preserve">To describe group norms</w:t>
@@ -6082,7 +5825,6 @@
           <w:p>
             <w:pPr>
               <w:pStyle w:val="Compact"/>
-              <w:jc w:val="left"/>
             </w:pPr>
             <w:r>
               <w:rPr>
@@ -6098,7 +5840,6 @@
           <w:p>
             <w:pPr>
               <w:pStyle w:val="Compact"/>
-              <w:jc w:val="left"/>
             </w:pPr>
             <w:r>
               <w:t xml:space="preserve">Closed-ended</w:t>
@@ -6110,7 +5851,6 @@
           <w:p>
             <w:pPr>
               <w:pStyle w:val="Compact"/>
-              <w:jc w:val="left"/>
             </w:pPr>
             <w:r>
               <w:t xml:space="preserve">Open-ended</w:t>
@@ -6124,7 +5864,6 @@
           <w:p>
             <w:pPr>
               <w:pStyle w:val="Compact"/>
-              <w:jc w:val="left"/>
             </w:pPr>
             <w:r>
               <w:rPr>
@@ -6140,7 +5879,6 @@
           <w:p>
             <w:pPr>
               <w:pStyle w:val="Compact"/>
-              <w:jc w:val="left"/>
             </w:pPr>
             <w:r>
               <w:t xml:space="preserve">Numerical (obtained by assigning numerical values to responses)</w:t>
@@ -6152,7 +5890,6 @@
           <w:p>
             <w:pPr>
               <w:pStyle w:val="Compact"/>
-              <w:jc w:val="left"/>
             </w:pPr>
             <w:r>
               <w:t xml:space="preserve">Textual (obtained from visual artifacts, audiotapes, videotapes, and field notes)</w:t>
@@ -6166,7 +5903,6 @@
           <w:p>
             <w:pPr>
               <w:pStyle w:val="Compact"/>
-              <w:jc w:val="left"/>
             </w:pPr>
             <w:r>
               <w:rPr>
@@ -6185,7 +5921,6 @@
                 <w:ilvl w:val="0"/>
                 <w:numId w:val="1028"/>
               </w:numPr>
-              <w:jc w:val="left"/>
             </w:pPr>
             <w:r>
               <w:t xml:space="preserve">Study design is stable from beginning to end</w:t>
@@ -6197,7 +5932,6 @@
                 <w:ilvl w:val="0"/>
                 <w:numId w:val="1028"/>
               </w:numPr>
-              <w:jc w:val="left"/>
             </w:pPr>
             <w:r>
               <w:t xml:space="preserve">Participant responses do not influence or determine how and which questions researchers ask next</w:t>
@@ -6209,7 +5943,6 @@
                 <w:ilvl w:val="0"/>
                 <w:numId w:val="1028"/>
               </w:numPr>
-              <w:jc w:val="left"/>
             </w:pPr>
             <w:r>
               <w:t xml:space="preserve">Study design is subject to statistical assumptions and conditions</w:t>
@@ -6224,7 +5957,6 @@
                 <w:ilvl w:val="0"/>
                 <w:numId w:val="1029"/>
               </w:numPr>
-              <w:jc w:val="left"/>
             </w:pPr>
             <w:r>
               <w:t xml:space="preserve">Some aspects of the study are flexible</w:t>
@@ -6236,7 +5968,6 @@
                 <w:ilvl w:val="0"/>
                 <w:numId w:val="1029"/>
               </w:numPr>
-              <w:jc w:val="left"/>
             </w:pPr>
             <w:r>
               <w:t xml:space="preserve">Participant responses affect how and which questions researchers ask next</w:t>
@@ -6248,7 +5979,6 @@
                 <w:ilvl w:val="0"/>
                 <w:numId w:val="1029"/>
               </w:numPr>
-              <w:jc w:val="left"/>
             </w:pPr>
             <w:r>
               <w:t xml:space="preserve">Study design is iterative; data collection and research questions are adjusted according to what is learned</w:t>
@@ -6352,13 +6082,7 @@
         <w:t xml:space="preserve">Mixed methods research reflects the biblical principle of seeking wisdom through multiple sources (</w:t>
       </w:r>
       <w:r>
-        <w:t xml:space="preserve">“</w:t>
-      </w:r>
-      <w:r>
-        <w:t xml:space="preserve">Plans fail for lack of counsel, but with many advisers, they succeed,</w:t>
-      </w:r>
-      <w:r>
-        <w:t xml:space="preserve">”</w:t>
+        <w:t xml:space="preserve">“Plans fail for lack of counsel, but with many advisers, they succeed,”</w:t>
       </w:r>
       <w:r>
         <w:t xml:space="preserve"> </w:t>
@@ -6438,13 +6162,7 @@
         <w:t xml:space="preserve"> </w:t>
       </w:r>
       <w:r>
-        <w:t xml:space="preserve">“</w:t>
-      </w:r>
-      <w:r>
-        <w:t xml:space="preserve">Plans fail for lack of counsel, but with many advisers, they succeed.</w:t>
-      </w:r>
-      <w:r>
-        <w:t xml:space="preserve">”</w:t>
+        <w:t xml:space="preserve">“Plans fail for lack of counsel, but with many advisers, they succeed.”</w:t>
       </w:r>
       <w:r>
         <w:t xml:space="preserve"> </w:t>
@@ -6538,13 +6256,7 @@
         </w:numPr>
       </w:pPr>
       <w:r>
-        <w:t xml:space="preserve">“</w:t>
-      </w:r>
-      <w:r>
-        <w:t xml:space="preserve">Qualitative &amp; Quantitative Research – An Introduction</w:t>
-      </w:r>
-      <w:r>
-        <w:t xml:space="preserve">”</w:t>
+        <w:t xml:space="preserve">“Qualitative &amp; Quantitative Research – An Introduction”</w:t>
       </w:r>
       <w:r>
         <w:t xml:space="preserve"> </w:t>
@@ -6584,13 +6296,7 @@
         </w:numPr>
       </w:pPr>
       <w:r>
-        <w:t xml:space="preserve">“</w:t>
-      </w:r>
-      <w:r>
-        <w:t xml:space="preserve">What is Mixed Methods Research?</w:t>
-      </w:r>
-      <w:r>
-        <w:t xml:space="preserve">”</w:t>
+        <w:t xml:space="preserve">“What is Mixed Methods Research?”</w:t>
       </w:r>
       <w:r>
         <w:t xml:space="preserve"> </w:t>
@@ -6970,7 +6676,6 @@
           <w:p>
             <w:pPr>
               <w:pStyle w:val="Compact"/>
-              <w:jc w:val="left"/>
             </w:pPr>
             <w:r>
               <w:rPr>
@@ -6986,7 +6691,6 @@
           <w:p>
             <w:pPr>
               <w:pStyle w:val="Compact"/>
-              <w:jc w:val="left"/>
             </w:pPr>
             <w:r>
               <w:rPr>
@@ -7002,7 +6706,6 @@
           <w:p>
             <w:pPr>
               <w:pStyle w:val="Compact"/>
-              <w:jc w:val="left"/>
             </w:pPr>
             <w:r>
               <w:rPr>
@@ -7018,7 +6721,6 @@
           <w:p>
             <w:pPr>
               <w:pStyle w:val="Compact"/>
-              <w:jc w:val="left"/>
             </w:pPr>
             <w:r>
               <w:rPr>
@@ -7036,7 +6738,6 @@
           <w:p>
             <w:pPr>
               <w:pStyle w:val="Compact"/>
-              <w:jc w:val="left"/>
             </w:pPr>
             <w:r>
               <w:rPr>
@@ -7078,7 +6779,6 @@
           <w:p>
             <w:pPr>
               <w:pStyle w:val="Compact"/>
-              <w:jc w:val="left"/>
             </w:pPr>
             <w:r>
               <w:rPr>
@@ -7120,7 +6820,6 @@
           <w:p>
             <w:pPr>
               <w:pStyle w:val="Compact"/>
-              <w:jc w:val="left"/>
             </w:pPr>
             <w:r>
               <w:rPr>
@@ -7162,7 +6861,6 @@
           <w:p>
             <w:pPr>
               <w:pStyle w:val="Compact"/>
-              <w:jc w:val="left"/>
             </w:pPr>
             <w:r>
               <w:rPr>
@@ -7204,7 +6902,6 @@
           <w:p>
             <w:pPr>
               <w:pStyle w:val="Compact"/>
-              <w:jc w:val="left"/>
             </w:pPr>
             <w:r>
               <w:rPr>
@@ -7246,7 +6943,6 @@
           <w:p>
             <w:pPr>
               <w:pStyle w:val="Compact"/>
-              <w:jc w:val="left"/>
             </w:pPr>
             <w:r>
               <w:rPr>
@@ -7288,7 +6984,6 @@
           <w:p>
             <w:pPr>
               <w:pStyle w:val="Compact"/>
-              <w:jc w:val="left"/>
             </w:pPr>
             <w:r>
               <w:rPr>
@@ -7539,13 +7234,7 @@
         <w:t xml:space="preserve"> </w:t>
       </w:r>
       <w:r>
-        <w:t xml:space="preserve">“</w:t>
-      </w:r>
-      <w:r>
-        <w:t xml:space="preserve">Whatever you do, work heartily, as for the Lord and not for men.</w:t>
-      </w:r>
-      <w:r>
-        <w:t xml:space="preserve">”</w:t>
+        <w:t xml:space="preserve">“Whatever you do, work heartily, as for the Lord and not for men.”</w:t>
       </w:r>
       <w:r>
         <w:t xml:space="preserve"> </w:t>
@@ -7557,13 +7246,7 @@
         <w:t xml:space="preserve"> </w:t>
       </w:r>
       <w:r>
-        <w:t xml:space="preserve">“</w:t>
-      </w:r>
-      <w:r>
-        <w:t xml:space="preserve">The plans of the diligent lead surely to abundance.</w:t>
-      </w:r>
-      <w:r>
-        <w:t xml:space="preserve">”</w:t>
+        <w:t xml:space="preserve">“The plans of the diligent lead surely to abundance.”</w:t>
       </w:r>
     </w:p>
     <w:p>
@@ -7645,13 +7328,7 @@
         <w:t xml:space="preserve"> </w:t>
       </w:r>
       <w:r>
-        <w:t xml:space="preserve">“</w:t>
-      </w:r>
-      <w:r>
-        <w:t xml:space="preserve">It is the glory of God to conceal things, but the glory of kings is to search things out,</w:t>
-      </w:r>
-      <w:r>
-        <w:t xml:space="preserve">”</w:t>
+        <w:t xml:space="preserve">“It is the glory of God to conceal things, but the glory of kings is to search things out,”</w:t>
       </w:r>
       <w:r>
         <w:t xml:space="preserve"> </w:t>
@@ -7736,7 +7413,6 @@
           <w:p>
             <w:pPr>
               <w:pStyle w:val="Compact"/>
-              <w:jc w:val="left"/>
             </w:pPr>
             <w:r>
               <w:rPr>
@@ -7752,7 +7428,6 @@
           <w:p>
             <w:pPr>
               <w:pStyle w:val="Compact"/>
-              <w:jc w:val="left"/>
             </w:pPr>
             <w:r>
               <w:rPr>
@@ -7768,7 +7443,6 @@
           <w:p>
             <w:pPr>
               <w:pStyle w:val="Compact"/>
-              <w:jc w:val="left"/>
             </w:pPr>
             <w:r>
               <w:rPr>
@@ -7786,7 +7460,6 @@
           <w:p>
             <w:pPr>
               <w:pStyle w:val="Compact"/>
-              <w:jc w:val="left"/>
             </w:pPr>
             <w:r>
               <w:rPr>
@@ -7802,7 +7475,6 @@
           <w:p>
             <w:pPr>
               <w:pStyle w:val="Compact"/>
-              <w:jc w:val="left"/>
             </w:pPr>
             <w:r>
               <w:t xml:space="preserve">Summarizes existing research</w:t>
@@ -7814,7 +7486,6 @@
           <w:p>
             <w:pPr>
               <w:pStyle w:val="Compact"/>
-              <w:jc w:val="left"/>
             </w:pPr>
             <w:r>
               <w:t xml:space="preserve">Provides a comprehensive and objective research synthesis</w:t>
@@ -7828,7 +7499,6 @@
           <w:p>
             <w:pPr>
               <w:pStyle w:val="Compact"/>
-              <w:jc w:val="left"/>
             </w:pPr>
             <w:r>
               <w:rPr>
@@ -7844,7 +7514,6 @@
           <w:p>
             <w:pPr>
               <w:pStyle w:val="Compact"/>
-              <w:jc w:val="left"/>
             </w:pPr>
             <w:r>
               <w:t xml:space="preserve">Narrative and subjective</w:t>
@@ -7856,7 +7525,6 @@
           <w:p>
             <w:pPr>
               <w:pStyle w:val="Compact"/>
-              <w:jc w:val="left"/>
             </w:pPr>
             <w:r>
               <w:t xml:space="preserve">Structured, reproducible, and systematic</w:t>
@@ -7870,7 +7538,6 @@
           <w:p>
             <w:pPr>
               <w:pStyle w:val="Compact"/>
-              <w:jc w:val="left"/>
             </w:pPr>
             <w:r>
               <w:rPr>
@@ -7886,7 +7553,6 @@
           <w:p>
             <w:pPr>
               <w:pStyle w:val="Compact"/>
-              <w:jc w:val="left"/>
             </w:pPr>
             <w:r>
               <w:t xml:space="preserve">May be selective and not exhaustive</w:t>
@@ -7898,7 +7564,6 @@
           <w:p>
             <w:pPr>
               <w:pStyle w:val="Compact"/>
-              <w:jc w:val="left"/>
             </w:pPr>
             <w:r>
               <w:t xml:space="preserve">Comprehensive and predefined search strategy</w:t>
@@ -7912,7 +7577,6 @@
           <w:p>
             <w:pPr>
               <w:pStyle w:val="Compact"/>
-              <w:jc w:val="left"/>
             </w:pPr>
             <w:r>
               <w:rPr>
@@ -7928,7 +7592,6 @@
           <w:p>
             <w:pPr>
               <w:pStyle w:val="Compact"/>
-              <w:jc w:val="left"/>
             </w:pPr>
             <w:r>
               <w:t xml:space="preserve">Often vague or informal</w:t>
@@ -7940,7 +7603,6 @@
           <w:p>
             <w:pPr>
               <w:pStyle w:val="Compact"/>
-              <w:jc w:val="left"/>
             </w:pPr>
             <w:r>
               <w:t xml:space="preserve">Clearly defined and strictly applied</w:t>
@@ -7954,7 +7616,6 @@
           <w:p>
             <w:pPr>
               <w:pStyle w:val="Compact"/>
-              <w:jc w:val="left"/>
             </w:pPr>
             <w:r>
               <w:rPr>
@@ -7970,7 +7631,6 @@
           <w:p>
             <w:pPr>
               <w:pStyle w:val="Compact"/>
-              <w:jc w:val="left"/>
             </w:pPr>
             <w:r>
               <w:t xml:space="preserve">Qualitative and descriptive</w:t>
@@ -7982,7 +7642,6 @@
           <w:p>
             <w:pPr>
               <w:pStyle w:val="Compact"/>
-              <w:jc w:val="left"/>
             </w:pPr>
             <w:r>
               <w:t xml:space="preserve">Quantitative and qualitative synthesis</w:t>
@@ -7996,7 +7655,6 @@
           <w:p>
             <w:pPr>
               <w:pStyle w:val="Compact"/>
-              <w:jc w:val="left"/>
             </w:pPr>
             <w:r>
               <w:rPr>
@@ -8012,7 +7670,6 @@
           <w:p>
             <w:pPr>
               <w:pStyle w:val="Compact"/>
-              <w:jc w:val="left"/>
             </w:pPr>
             <w:r>
               <w:t xml:space="preserve">Higher potential for bias</w:t>
@@ -8024,7 +7681,6 @@
           <w:p>
             <w:pPr>
               <w:pStyle w:val="Compact"/>
-              <w:jc w:val="left"/>
             </w:pPr>
             <w:r>
               <w:t xml:space="preserve">Minimizes bias through systematic protocols</w:t>
@@ -8038,7 +7694,6 @@
           <w:p>
             <w:pPr>
               <w:pStyle w:val="Compact"/>
-              <w:jc w:val="left"/>
             </w:pPr>
             <w:r>
               <w:rPr>
@@ -8054,7 +7709,6 @@
           <w:p>
             <w:pPr>
               <w:pStyle w:val="Compact"/>
-              <w:jc w:val="left"/>
             </w:pPr>
             <w:r>
               <w:t xml:space="preserve">Provides context and identifies trends</w:t>
@@ -8066,7 +7720,6 @@
           <w:p>
             <w:pPr>
               <w:pStyle w:val="Compact"/>
-              <w:jc w:val="left"/>
             </w:pPr>
             <w:r>
               <w:t xml:space="preserve">Aims to answer specific research questions with rigor</w:t>
@@ -8080,7 +7733,6 @@
           <w:p>
             <w:pPr>
               <w:pStyle w:val="Compact"/>
-              <w:jc w:val="left"/>
             </w:pPr>
             <w:r>
               <w:rPr>
@@ -8096,7 +7748,6 @@
           <w:p>
             <w:pPr>
               <w:pStyle w:val="Compact"/>
-              <w:jc w:val="left"/>
             </w:pPr>
             <w:r>
               <w:t xml:space="preserve">Difficult to replicate</w:t>
@@ -8108,7 +7759,6 @@
           <w:p>
             <w:pPr>
               <w:pStyle w:val="Compact"/>
-              <w:jc w:val="left"/>
             </w:pPr>
             <w:r>
               <w:t xml:space="preserve">Designed to be replicable</w:t>
@@ -8165,13 +7815,7 @@
         <w:t xml:space="preserve"> </w:t>
       </w:r>
       <w:r>
-        <w:t xml:space="preserve">“</w:t>
-      </w:r>
-      <w:r>
-        <w:t xml:space="preserve">performed to determine whether your topic area is suitable for a review by giving you a snapshot of the volume and type of evidence available</w:t>
-      </w:r>
-      <w:r>
-        <w:t xml:space="preserve">”</w:t>
+        <w:t xml:space="preserve">“performed to determine whether your topic area is suitable for a review by giving you a snapshot of the volume and type of evidence available”</w:t>
       </w:r>
       <w:r>
         <w:t xml:space="preserve"> </w:t>
@@ -8533,13 +8177,7 @@
         <w:t xml:space="preserve"> </w:t>
       </w:r>
       <w:r>
-        <w:t xml:space="preserve">“</w:t>
-      </w:r>
-      <w:r>
-        <w:t xml:space="preserve">Systematic vs. Scoping Review: What’s the Difference?</w:t>
-      </w:r>
-      <w:r>
-        <w:t xml:space="preserve">”</w:t>
+        <w:t xml:space="preserve">“Systematic vs. Scoping Review: What’s the Difference?”</w:t>
       </w:r>
       <w:r>
         <w:t xml:space="preserve"> </w:t>
@@ -8715,13 +8353,7 @@
         <w:t xml:space="preserve"> </w:t>
       </w:r>
       <w:r>
-        <w:t xml:space="preserve">“</w:t>
-      </w:r>
-      <w:r>
-        <w:t xml:space="preserve">Plans fail for lack of counsel, but with many advisers, they succeed.</w:t>
-      </w:r>
-      <w:r>
-        <w:t xml:space="preserve">”</w:t>
+        <w:t xml:space="preserve">“Plans fail for lack of counsel, but with many advisers, they succeed.”</w:t>
       </w:r>
       <w:r>
         <w:t xml:space="preserve"> </w:t>
@@ -9101,13 +8733,7 @@
         <w:t xml:space="preserve"> </w:t>
       </w:r>
       <w:r>
-        <w:t xml:space="preserve">“</w:t>
-      </w:r>
-      <w:r>
-        <w:t xml:space="preserve">How to Use Your Interests to Inform Your Literature Review</w:t>
-      </w:r>
-      <w:r>
-        <w:t xml:space="preserve">”</w:t>
+        <w:t xml:space="preserve">“How to Use Your Interests to Inform Your Literature Review”</w:t>
       </w:r>
       <w:r>
         <w:t xml:space="preserve"> </w:t>
@@ -9293,13 +8919,7 @@
         <w:t xml:space="preserve"> </w:t>
       </w:r>
       <w:r>
-        <w:t xml:space="preserve">“</w:t>
-      </w:r>
-      <w:r>
-        <w:t xml:space="preserve">whatever you do, work heartily, as for the Lord and not for men</w:t>
-      </w:r>
-      <w:r>
-        <w:t xml:space="preserve">”</w:t>
+        <w:t xml:space="preserve">“whatever you do, work heartily, as for the Lord and not for men”</w:t>
       </w:r>
       <w:r>
         <w:t xml:space="preserve"> </w:t>
@@ -9455,13 +9075,7 @@
         <w:t xml:space="preserve"> </w:t>
       </w:r>
       <w:r>
-        <w:t xml:space="preserve">“</w:t>
-      </w:r>
-      <w:r>
-        <w:t xml:space="preserve">How to Use Your Interests to Inform Your Literature Review</w:t>
-      </w:r>
-      <w:r>
-        <w:t xml:space="preserve">”</w:t>
+        <w:t xml:space="preserve">“How to Use Your Interests to Inform Your Literature Review”</w:t>
       </w:r>
       <w:r>
         <w:t xml:space="preserve"> </w:t>
@@ -9587,13 +9201,7 @@
         <w:t xml:space="preserve"> </w:t>
       </w:r>
       <w:r>
-        <w:t xml:space="preserve">“</w:t>
-      </w:r>
-      <w:r>
-        <w:t xml:space="preserve">Beginning the Process of Research in Leadership.</w:t>
-      </w:r>
-      <w:r>
-        <w:t xml:space="preserve">”</w:t>
+        <w:t xml:space="preserve">“Beginning the Process of Research in Leadership.”</w:t>
       </w:r>
       <w:r>
         <w:t xml:space="preserve"> </w:t>
@@ -9605,13 +9213,7 @@
         <w:t xml:space="preserve"> </w:t>
       </w:r>
       <w:r>
-        <w:t xml:space="preserve">“</w:t>
-      </w:r>
-      <w:r>
-        <w:t xml:space="preserve">Tips for Finding Your Research Purpose</w:t>
-      </w:r>
-      <w:r>
-        <w:t xml:space="preserve">”</w:t>
+        <w:t xml:space="preserve">“Tips for Finding Your Research Purpose”</w:t>
       </w:r>
       <w:r>
         <w:t xml:space="preserve"> </w:t>
@@ -10342,21 +9944,21 @@
           <w:b/>
           <w:bCs/>
         </w:rPr>
-        <w:t xml:space="preserve">“</w:t>
+        <w:t xml:space="preserve">“What,”</w:t>
       </w:r>
       <w:r>
         <w:rPr>
           <w:b/>
           <w:bCs/>
         </w:rPr>
-        <w:t xml:space="preserve">What,</w:t>
+        <w:t xml:space="preserve"> </w:t>
       </w:r>
       <w:r>
         <w:rPr>
           <w:b/>
           <w:bCs/>
         </w:rPr>
-        <w:t xml:space="preserve">”</w:t>
+        <w:t xml:space="preserve">“How,”</w:t>
       </w:r>
       <w:r>
         <w:rPr>
@@ -10370,63 +9972,21 @@
           <w:b/>
           <w:bCs/>
         </w:rPr>
-        <w:t xml:space="preserve">“</w:t>
+        <w:t xml:space="preserve">or</w:t>
       </w:r>
       <w:r>
         <w:rPr>
           <w:b/>
           <w:bCs/>
         </w:rPr>
-        <w:t xml:space="preserve">How,</w:t>
+        <w:t xml:space="preserve"> </w:t>
       </w:r>
       <w:r>
         <w:rPr>
           <w:b/>
           <w:bCs/>
         </w:rPr>
-        <w:t xml:space="preserve">”</w:t>
-      </w:r>
-      <w:r>
-        <w:rPr>
-          <w:b/>
-          <w:bCs/>
-        </w:rPr>
-        <w:t xml:space="preserve"> </w:t>
-      </w:r>
-      <w:r>
-        <w:rPr>
-          <w:b/>
-          <w:bCs/>
-        </w:rPr>
-        <w:t xml:space="preserve">or</w:t>
-      </w:r>
-      <w:r>
-        <w:rPr>
-          <w:b/>
-          <w:bCs/>
-        </w:rPr>
-        <w:t xml:space="preserve"> </w:t>
-      </w:r>
-      <w:r>
-        <w:rPr>
-          <w:b/>
-          <w:bCs/>
-        </w:rPr>
-        <w:t xml:space="preserve">“</w:t>
-      </w:r>
-      <w:r>
-        <w:rPr>
-          <w:b/>
-          <w:bCs/>
-        </w:rPr>
-        <w:t xml:space="preserve">Why:</w:t>
-      </w:r>
-      <w:r>
-        <w:rPr>
-          <w:b/>
-          <w:bCs/>
-        </w:rPr>
-        <w:t xml:space="preserve">”</w:t>
+        <w:t xml:space="preserve">“Why:”</w:t>
       </w:r>
       <w:r>
         <w:t xml:space="preserve"> </w:t>
@@ -10617,13 +10177,7 @@
         </w:numPr>
       </w:pPr>
       <w:r>
-        <w:t xml:space="preserve">“</w:t>
-      </w:r>
-      <w:r>
-        <w:t xml:space="preserve">The purpose of my research is to explore how people development can enhance employee engagement in remote work environments.</w:t>
-      </w:r>
-      <w:r>
-        <w:t xml:space="preserve">”</w:t>
+        <w:t xml:space="preserve">“The purpose of my research is to explore how people development can enhance employee engagement in remote work environments.”</w:t>
       </w:r>
     </w:p>
     <w:p>
@@ -10685,25 +10239,13 @@
         <w:t xml:space="preserve"> </w:t>
       </w:r>
       <w:r>
-        <w:t xml:space="preserve">“</w:t>
-      </w:r>
-      <w:r>
-        <w:t xml:space="preserve">What,</w:t>
-      </w:r>
-      <w:r>
-        <w:t xml:space="preserve">”</w:t>
-      </w:r>
-      <w:r>
-        <w:t xml:space="preserve"> </w:t>
-      </w:r>
-      <w:r>
-        <w:t xml:space="preserve">“</w:t>
-      </w:r>
-      <w:r>
-        <w:t xml:space="preserve">How,</w:t>
-      </w:r>
-      <w:r>
-        <w:t xml:space="preserve">”</w:t>
+        <w:t xml:space="preserve">“What,”</w:t>
+      </w:r>
+      <w:r>
+        <w:t xml:space="preserve"> </w:t>
+      </w:r>
+      <w:r>
+        <w:t xml:space="preserve">“How,”</w:t>
       </w:r>
       <w:r>
         <w:t xml:space="preserve"> </w:t>
@@ -10715,13 +10257,7 @@
         <w:t xml:space="preserve"> </w:t>
       </w:r>
       <w:r>
-        <w:t xml:space="preserve">“</w:t>
-      </w:r>
-      <w:r>
-        <w:t xml:space="preserve">Why.</w:t>
-      </w:r>
-      <w:r>
-        <w:t xml:space="preserve">”</w:t>
+        <w:t xml:space="preserve">“Why.”</w:t>
       </w:r>
       <w:r>
         <w:t xml:space="preserve"> </w:t>
@@ -11104,13 +10640,7 @@
         <w:t xml:space="preserve"> </w:t>
       </w:r>
       <w:r>
-        <w:t xml:space="preserve">“</w:t>
-      </w:r>
-      <w:r>
-        <w:t xml:space="preserve">Preparing Research Questions for a Database Search</w:t>
-      </w:r>
-      <w:r>
-        <w:t xml:space="preserve">”</w:t>
+        <w:t xml:space="preserve">“Preparing Research Questions for a Database Search”</w:t>
       </w:r>
       <w:r>
         <w:t xml:space="preserve"> </w:t>
@@ -11210,13 +10740,7 @@
         <w:t xml:space="preserve"> </w:t>
       </w:r>
       <w:r>
-        <w:t xml:space="preserve">“</w:t>
-      </w:r>
-      <w:r>
-        <w:t xml:space="preserve">Evaluating Journal Articles</w:t>
-      </w:r>
-      <w:r>
-        <w:t xml:space="preserve">”</w:t>
+        <w:t xml:space="preserve">“Evaluating Journal Articles”</w:t>
       </w:r>
       <w:r>
         <w:t xml:space="preserve"> </w:t>
@@ -11430,25 +10954,13 @@
         <w:t xml:space="preserve"> </w:t>
       </w:r>
       <w:r>
-        <w:t xml:space="preserve">“</w:t>
-      </w:r>
-      <w:r>
-        <w:t xml:space="preserve">empathy,</w:t>
-      </w:r>
-      <w:r>
-        <w:t xml:space="preserve">”</w:t>
-      </w:r>
-      <w:r>
-        <w:t xml:space="preserve"> </w:t>
-      </w:r>
-      <w:r>
-        <w:t xml:space="preserve">“</w:t>
-      </w:r>
-      <w:r>
-        <w:t xml:space="preserve">healthcare staff,</w:t>
-      </w:r>
-      <w:r>
-        <w:t xml:space="preserve">”</w:t>
+        <w:t xml:space="preserve">“empathy,”</w:t>
+      </w:r>
+      <w:r>
+        <w:t xml:space="preserve"> </w:t>
+      </w:r>
+      <w:r>
+        <w:t xml:space="preserve">“healthcare staff,”</w:t>
       </w:r>
       <w:r>
         <w:t xml:space="preserve"> </w:t>
@@ -11460,13 +10972,7 @@
         <w:t xml:space="preserve"> </w:t>
       </w:r>
       <w:r>
-        <w:t xml:space="preserve">“</w:t>
-      </w:r>
-      <w:r>
-        <w:t xml:space="preserve">patients.</w:t>
-      </w:r>
-      <w:r>
-        <w:t xml:space="preserve">”</w:t>
+        <w:t xml:space="preserve">“patients.”</w:t>
       </w:r>
       <w:r>
         <w:t xml:space="preserve"> </w:t>
@@ -11634,7 +11140,6 @@
           <w:p>
             <w:pPr>
               <w:pStyle w:val="Compact"/>
-              <w:jc w:val="left"/>
             </w:pPr>
             <w:r>
               <w:rPr>
@@ -11650,7 +11155,6 @@
           <w:p>
             <w:pPr>
               <w:pStyle w:val="Compact"/>
-              <w:jc w:val="left"/>
             </w:pPr>
             <w:r>
               <w:rPr>
@@ -11666,7 +11170,6 @@
           <w:p>
             <w:pPr>
               <w:pStyle w:val="Compact"/>
-              <w:jc w:val="left"/>
             </w:pPr>
             <w:r>
               <w:rPr>
@@ -11682,7 +11185,6 @@
           <w:p>
             <w:pPr>
               <w:pStyle w:val="Compact"/>
-              <w:jc w:val="left"/>
             </w:pPr>
             <w:r>
               <w:rPr>
@@ -11700,7 +11202,6 @@
           <w:p>
             <w:pPr>
               <w:pStyle w:val="Compact"/>
-              <w:jc w:val="left"/>
             </w:pPr>
             <w:r>
               <w:rPr>
@@ -11722,7 +11223,6 @@
           <w:p>
             <w:pPr>
               <w:pStyle w:val="Compact"/>
-              <w:jc w:val="left"/>
             </w:pPr>
             <w:r>
               <w:t xml:space="preserve">Generally highest quality</w:t>
@@ -11734,7 +11234,6 @@
           <w:p>
             <w:pPr>
               <w:pStyle w:val="Compact"/>
-              <w:jc w:val="left"/>
             </w:pPr>
             <w:r>
               <w:t xml:space="preserve">Tend to be dated</w:t>
@@ -11746,7 +11245,6 @@
           <w:p>
             <w:pPr>
               <w:pStyle w:val="Compact"/>
-              <w:jc w:val="left"/>
             </w:pPr>
             <w:r>
               <w:t xml:space="preserve">Establish a general working knowledge of the field.</w:t>
@@ -11760,7 +11258,6 @@
           <w:p>
             <w:pPr>
               <w:pStyle w:val="Compact"/>
-              <w:jc w:val="left"/>
             </w:pPr>
             <w:r>
               <w:rPr>
@@ -11776,7 +11273,6 @@
           <w:p>
             <w:pPr>
               <w:pStyle w:val="Compact"/>
-              <w:jc w:val="left"/>
             </w:pPr>
             <w:r>
               <w:t xml:space="preserve">Generally high quality</w:t>
@@ -11788,7 +11284,6 @@
           <w:p>
             <w:pPr>
               <w:pStyle w:val="Compact"/>
-              <w:jc w:val="left"/>
             </w:pPr>
             <w:r>
               <w:t xml:space="preserve">Can be dated</w:t>
@@ -11800,7 +11295,6 @@
           <w:p>
             <w:pPr>
               <w:pStyle w:val="Compact"/>
-              <w:jc w:val="left"/>
             </w:pPr>
             <w:r>
               <w:t xml:space="preserve">Establish mainstream thought. Most foundational literature is found in books.</w:t>
@@ -11814,7 +11308,6 @@
           <w:p>
             <w:pPr>
               <w:pStyle w:val="Compact"/>
-              <w:jc w:val="left"/>
             </w:pPr>
             <w:r>
               <w:rPr>
@@ -11830,7 +11323,6 @@
           <w:p>
             <w:pPr>
               <w:pStyle w:val="Compact"/>
-              <w:jc w:val="left"/>
             </w:pPr>
             <w:r>
               <w:t xml:space="preserve">Generally high quality and provide a clear description of actual research. Generally more current than books or summaries.</w:t>
@@ -11842,7 +11334,6 @@
           <w:p>
             <w:pPr>
               <w:pStyle w:val="Compact"/>
-              <w:jc w:val="left"/>
             </w:pPr>
             <w:r>
               <w:t xml:space="preserve">Generally, will not give a full development of application and implications.</w:t>
@@ -11854,7 +11345,6 @@
           <w:p>
             <w:pPr>
               <w:pStyle w:val="Compact"/>
-              <w:jc w:val="left"/>
             </w:pPr>
             <w:r>
               <w:t xml:space="preserve">Best available balance between quality and currency</w:t>
@@ -11868,7 +11358,6 @@
           <w:p>
             <w:pPr>
               <w:pStyle w:val="Compact"/>
-              <w:jc w:val="left"/>
             </w:pPr>
             <w:r>
               <w:rPr>
@@ -11890,7 +11379,6 @@
           <w:p>
             <w:pPr>
               <w:pStyle w:val="Compact"/>
-              <w:jc w:val="left"/>
             </w:pPr>
             <w:r>
               <w:t xml:space="preserve">Most current cutting-edge ideas are found in these materials.</w:t>
@@ -11902,7 +11390,6 @@
           <w:p>
             <w:pPr>
               <w:pStyle w:val="Compact"/>
-              <w:jc w:val="left"/>
             </w:pPr>
             <w:r>
               <w:t xml:space="preserve">Little review for quality (except for dissertations) and ideas are not usually well developed</w:t>
@@ -11914,7 +11401,6 @@
           <w:p>
             <w:pPr>
               <w:pStyle w:val="Compact"/>
-              <w:jc w:val="left"/>
             </w:pPr>
             <w:r>
               <w:t xml:space="preserve">Valuable for establishing trends in current thought. Use cautiously</w:t>
@@ -12042,13 +11528,7 @@
         <w:t xml:space="preserve"> </w:t>
       </w:r>
       <w:r>
-        <w:t xml:space="preserve">“</w:t>
-      </w:r>
-      <w:r>
-        <w:t xml:space="preserve">becoming a critical scholar</w:t>
-      </w:r>
-      <w:r>
-        <w:t xml:space="preserve">”</w:t>
+        <w:t xml:space="preserve">“becoming a critical scholar”</w:t>
       </w:r>
       <w:r>
         <w:t xml:space="preserve"> </w:t>
@@ -12060,13 +11540,7 @@
         <w:t xml:space="preserve"> </w:t>
       </w:r>
       <w:r>
-        <w:t xml:space="preserve">“</w:t>
-      </w:r>
-      <w:r>
-        <w:t xml:space="preserve">a lifetime of learning in leadership.</w:t>
-      </w:r>
-      <w:r>
-        <w:t xml:space="preserve">”</w:t>
+        <w:t xml:space="preserve">“a lifetime of learning in leadership.”</w:t>
       </w:r>
     </w:p>
     <w:p>
@@ -12116,13 +11590,7 @@
         <w:t xml:space="preserve"> </w:t>
       </w:r>
       <w:r>
-        <w:t xml:space="preserve">“</w:t>
-      </w:r>
-      <w:r>
-        <w:t xml:space="preserve">How to search for articles.</w:t>
-      </w:r>
-      <w:r>
-        <w:t xml:space="preserve">”</w:t>
+        <w:t xml:space="preserve">“How to search for articles.”</w:t>
       </w:r>
       <w:r>
         <w:t xml:space="preserve"> </w:t>
@@ -12134,13 +11602,7 @@
         <w:t xml:space="preserve"> </w:t>
       </w:r>
       <w:r>
-        <w:t xml:space="preserve">“</w:t>
-      </w:r>
-      <w:r>
-        <w:t xml:space="preserve">Academic Search Complete</w:t>
-      </w:r>
-      <w:r>
-        <w:t xml:space="preserve">”</w:t>
+        <w:t xml:space="preserve">“Academic Search Complete”</w:t>
       </w:r>
       <w:r>
         <w:t xml:space="preserve">.</w:t>
@@ -12234,13 +11696,7 @@
         <w:t xml:space="preserve"> </w:t>
       </w:r>
       <w:r>
-        <w:t xml:space="preserve">“</w:t>
-      </w:r>
-      <w:r>
-        <w:t xml:space="preserve">A-B</w:t>
-      </w:r>
-      <w:r>
-        <w:t xml:space="preserve">”</w:t>
+        <w:t xml:space="preserve">“A-B”</w:t>
       </w:r>
       <w:r>
         <w:t xml:space="preserve"> </w:t>
@@ -12264,13 +11720,7 @@
         <w:t xml:space="preserve"> </w:t>
       </w:r>
       <w:r>
-        <w:t xml:space="preserve">“</w:t>
-      </w:r>
-      <w:r>
-        <w:t xml:space="preserve">Leadership.</w:t>
-      </w:r>
-      <w:r>
-        <w:t xml:space="preserve">”</w:t>
+        <w:t xml:space="preserve">“Leadership.”</w:t>
       </w:r>
     </w:p>
     <w:p>
@@ -12341,13 +11791,7 @@
         <w:t xml:space="preserve"> </w:t>
       </w:r>
       <w:r>
-        <w:t xml:space="preserve">“</w:t>
-      </w:r>
-      <w:r>
-        <w:t xml:space="preserve">Research Guides.</w:t>
-      </w:r>
-      <w:r>
-        <w:t xml:space="preserve">”</w:t>
+        <w:t xml:space="preserve">“Research Guides.”</w:t>
       </w:r>
     </w:p>
     <w:p>
@@ -12365,13 +11809,7 @@
         <w:t xml:space="preserve"> </w:t>
       </w:r>
       <w:r>
-        <w:t xml:space="preserve">“</w:t>
-      </w:r>
-      <w:r>
-        <w:t xml:space="preserve">Research Help.</w:t>
-      </w:r>
-      <w:r>
-        <w:t xml:space="preserve">”</w:t>
+        <w:t xml:space="preserve">“Research Help.”</w:t>
       </w:r>
     </w:p>
     <w:p>
@@ -12389,13 +11827,7 @@
         <w:t xml:space="preserve"> </w:t>
       </w:r>
       <w:r>
-        <w:t xml:space="preserve">“</w:t>
-      </w:r>
-      <w:r>
-        <w:t xml:space="preserve">Research Tutorials.</w:t>
-      </w:r>
-      <w:r>
-        <w:t xml:space="preserve">”</w:t>
+        <w:t xml:space="preserve">“Research Tutorials.”</w:t>
       </w:r>
     </w:p>
     <w:p>
@@ -12413,13 +11845,7 @@
         <w:t xml:space="preserve"> </w:t>
       </w:r>
       <w:r>
-        <w:t xml:space="preserve">“</w:t>
-      </w:r>
-      <w:r>
-        <w:t xml:space="preserve">How to Search for Books.</w:t>
-      </w:r>
-      <w:r>
-        <w:t xml:space="preserve">”</w:t>
+        <w:t xml:space="preserve">“How to Search for Books.”</w:t>
       </w:r>
     </w:p>
     <w:p>
@@ -12437,13 +11863,7 @@
         <w:t xml:space="preserve"> </w:t>
       </w:r>
       <w:r>
-        <w:t xml:space="preserve">“</w:t>
-      </w:r>
-      <w:r>
-        <w:t xml:space="preserve">Using EBSCOhost eBooks.</w:t>
-      </w:r>
-      <w:r>
-        <w:t xml:space="preserve">”</w:t>
+        <w:t xml:space="preserve">“Using EBSCOhost eBooks.”</w:t>
       </w:r>
     </w:p>
     <w:p>
@@ -12461,13 +11881,7 @@
         <w:t xml:space="preserve"> </w:t>
       </w:r>
       <w:r>
-        <w:t xml:space="preserve">“</w:t>
-      </w:r>
-      <w:r>
-        <w:t xml:space="preserve">Book Searching Tutorial</w:t>
-      </w:r>
-      <w:r>
-        <w:t xml:space="preserve">”</w:t>
+        <w:t xml:space="preserve">“Book Searching Tutorial”</w:t>
       </w:r>
       <w:r>
         <w:t xml:space="preserve"> </w:t>
@@ -12738,13 +12152,7 @@
         <w:t xml:space="preserve"> </w:t>
       </w:r>
       <w:r>
-        <w:t xml:space="preserve">“</w:t>
-      </w:r>
-      <w:r>
-        <w:t xml:space="preserve">transformative learning</w:t>
-      </w:r>
-      <w:r>
-        <w:t xml:space="preserve">”</w:t>
+        <w:t xml:space="preserve">“transformative learning”</w:t>
       </w:r>
       <w:r>
         <w:t xml:space="preserve"> </w:t>
@@ -12756,13 +12164,7 @@
         <w:t xml:space="preserve"> </w:t>
       </w:r>
       <w:r>
-        <w:t xml:space="preserve">“</w:t>
-      </w:r>
-      <w:r>
-        <w:t xml:space="preserve">early childhood education</w:t>
-      </w:r>
-      <w:r>
-        <w:t xml:space="preserve">”</w:t>
+        <w:t xml:space="preserve">“early childhood education”</w:t>
       </w:r>
       <w:r>
         <w:t xml:space="preserve">).</w:t>
@@ -12897,7 +12299,6 @@
           <w:p>
             <w:pPr>
               <w:pStyle w:val="Compact"/>
-              <w:jc w:val="left"/>
             </w:pPr>
             <w:r>
               <w:rPr>
@@ -12913,7 +12314,6 @@
           <w:p>
             <w:pPr>
               <w:pStyle w:val="Compact"/>
-              <w:jc w:val="left"/>
             </w:pPr>
             <w:r>
               <w:rPr>
@@ -12929,7 +12329,6 @@
           <w:p>
             <w:pPr>
               <w:pStyle w:val="Compact"/>
-              <w:jc w:val="left"/>
             </w:pPr>
             <w:r>
               <w:rPr>
@@ -12945,7 +12344,6 @@
           <w:p>
             <w:pPr>
               <w:pStyle w:val="Compact"/>
-              <w:jc w:val="left"/>
             </w:pPr>
             <w:r>
               <w:rPr>
@@ -12961,7 +12359,6 @@
           <w:p>
             <w:pPr>
               <w:pStyle w:val="Compact"/>
-              <w:jc w:val="left"/>
             </w:pPr>
             <w:r>
               <w:rPr>
@@ -12977,7 +12374,6 @@
           <w:p>
             <w:pPr>
               <w:pStyle w:val="Compact"/>
-              <w:jc w:val="left"/>
             </w:pPr>
             <w:r>
               <w:rPr>
@@ -12993,7 +12389,6 @@
           <w:p>
             <w:pPr>
               <w:pStyle w:val="Compact"/>
-              <w:jc w:val="left"/>
             </w:pPr>
             <w:r>
               <w:rPr>
@@ -13009,7 +12404,6 @@
           <w:p>
             <w:pPr>
               <w:pStyle w:val="Compact"/>
-              <w:jc w:val="left"/>
             </w:pPr>
             <w:r>
               <w:rPr>
@@ -13035,7 +12429,6 @@
           <w:p>
             <w:pPr>
               <w:pStyle w:val="Compact"/>
-              <w:jc w:val="left"/>
             </w:pPr>
             <w:r>
               <w:t xml:space="preserve">e.g., ERIC, JSTOR</w:t>
@@ -13047,37 +12440,23 @@
           <w:p>
             <w:pPr>
               <w:pStyle w:val="Compact"/>
-              <w:jc w:val="left"/>
-            </w:pPr>
-            <w:r>
-              <w:t xml:space="preserve">“</w:t>
-            </w:r>
-            <w:r>
-              <w:t xml:space="preserve">Barriers early childhood educators,</w:t>
-            </w:r>
-            <w:r>
-              <w:t xml:space="preserve">”</w:t>
+            </w:pPr>
+            <w:r>
+              <w:t xml:space="preserve">“Barriers early childhood educators,”</w:t>
             </w:r>
             <w:r>
               <w:t xml:space="preserve"> </w:t>
             </w:r>
             <w:r>
-              <w:t xml:space="preserve">“</w:t>
-            </w:r>
-            <w:r>
-              <w:t xml:space="preserve">transformative learning</w:t>
-            </w:r>
-            <w:r>
-              <w:t xml:space="preserve">”</w:t>
-            </w:r>
-          </w:p>
-        </w:tc>
-        <w:tc>
-          <w:tcPr/>
-          <w:p>
-            <w:pPr>
-              <w:pStyle w:val="Compact"/>
-              <w:jc w:val="left"/>
+              <w:t xml:space="preserve">“transformative learning”</w:t>
+            </w:r>
+          </w:p>
+        </w:tc>
+        <w:tc>
+          <w:tcPr/>
+          <w:p>
+            <w:pPr>
+              <w:pStyle w:val="Compact"/>
             </w:pPr>
             <w:r>
               <w:t xml:space="preserve">e.g., 2010-present, peer-reviewed</w:t>
@@ -13089,7 +12468,6 @@
           <w:p>
             <w:pPr>
               <w:pStyle w:val="Compact"/>
-              <w:jc w:val="left"/>
             </w:pPr>
             <w:r>
               <w:t xml:space="preserve">50</w:t>
@@ -13101,7 +12479,6 @@
           <w:p>
             <w:pPr>
               <w:pStyle w:val="Compact"/>
-              <w:jc w:val="left"/>
             </w:pPr>
             <w:r>
               <w:t xml:space="preserve">5</w:t>
@@ -13113,7 +12490,6 @@
           <w:p>
             <w:pPr>
               <w:pStyle w:val="Compact"/>
-              <w:jc w:val="left"/>
             </w:pPr>
             <w:r>
               <w:t xml:space="preserve">e.g., Barriers include lack of resources, resistance to change</w:t>
@@ -13125,7 +12501,6 @@
           <w:p>
             <w:pPr>
               <w:pStyle w:val="Compact"/>
-              <w:jc w:val="left"/>
             </w:pPr>
             <w:r>
               <w:t xml:space="preserve">Add additional notes or reflections here</w:t>
@@ -13317,7 +12692,6 @@
           <w:p>
             <w:pPr>
               <w:pStyle w:val="Compact"/>
-              <w:jc w:val="left"/>
             </w:pPr>
             <w:r>
               <w:rPr>
@@ -13333,7 +12707,6 @@
           <w:p>
             <w:pPr>
               <w:pStyle w:val="Compact"/>
-              <w:jc w:val="left"/>
             </w:pPr>
             <w:r>
               <w:rPr>
@@ -13349,7 +12722,6 @@
           <w:p>
             <w:pPr>
               <w:pStyle w:val="Compact"/>
-              <w:jc w:val="left"/>
             </w:pPr>
             <w:r>
               <w:rPr>
@@ -13365,7 +12737,6 @@
           <w:p>
             <w:pPr>
               <w:pStyle w:val="Compact"/>
-              <w:jc w:val="left"/>
             </w:pPr>
             <w:r>
               <w:rPr>
@@ -13381,7 +12752,6 @@
           <w:p>
             <w:pPr>
               <w:pStyle w:val="Compact"/>
-              <w:jc w:val="left"/>
             </w:pPr>
             <w:r>
               <w:rPr>
@@ -13399,7 +12769,6 @@
           <w:p>
             <w:pPr>
               <w:pStyle w:val="Compact"/>
-              <w:jc w:val="left"/>
             </w:pPr>
             <w:r>
               <w:t xml:space="preserve">Author(s), Year, Title, Source</w:t>
@@ -13411,7 +12780,6 @@
           <w:p>
             <w:pPr>
               <w:pStyle w:val="Compact"/>
-              <w:jc w:val="left"/>
             </w:pPr>
             <w:r>
               <w:t xml:space="preserve">Briefly state the issue the study addresses</w:t>
@@ -13423,7 +12791,6 @@
           <w:p>
             <w:pPr>
               <w:pStyle w:val="Compact"/>
-              <w:jc w:val="left"/>
             </w:pPr>
             <w:r>
               <w:t xml:space="preserve">Briefly summarize the study’s purpose, research question, or hypothesis</w:t>
@@ -13435,7 +12802,6 @@
           <w:p>
             <w:pPr>
               <w:pStyle w:val="Compact"/>
-              <w:jc w:val="left"/>
             </w:pPr>
             <w:r>
               <w:t xml:space="preserve">Outline the methods used (e.g., interviews, surveys, sample size)</w:t>
@@ -13447,7 +12813,6 @@
           <w:p>
             <w:pPr>
               <w:pStyle w:val="Compact"/>
-              <w:jc w:val="left"/>
             </w:pPr>
             <w:r>
               <w:t xml:space="preserve">Summarize main results or findings relevant to your research</w:t>
@@ -13627,13 +12992,7 @@
         <w:t xml:space="preserve"> </w:t>
       </w:r>
       <w:r>
-        <w:t xml:space="preserve">“</w:t>
-      </w:r>
-      <w:r>
-        <w:t xml:space="preserve">How to Develop Research Skills.</w:t>
-      </w:r>
-      <w:r>
-        <w:t xml:space="preserve">”</w:t>
+        <w:t xml:space="preserve">“How to Develop Research Skills.”</w:t>
       </w:r>
       <w:r>
         <w:t xml:space="preserve"> </w:t>
@@ -13645,13 +13004,7 @@
         <w:t xml:space="preserve"> </w:t>
       </w:r>
       <w:r>
-        <w:t xml:space="preserve">“</w:t>
-      </w:r>
-      <w:r>
-        <w:t xml:space="preserve">Upgrading Your Research Skills.</w:t>
-      </w:r>
-      <w:r>
-        <w:t xml:space="preserve">”</w:t>
+        <w:t xml:space="preserve">“Upgrading Your Research Skills.”</w:t>
       </w:r>
       <w:r>
         <w:t xml:space="preserve"> </w:t>
@@ -13809,13 +13162,7 @@
         <w:t xml:space="preserve"> </w:t>
       </w:r>
       <w:r>
-        <w:t xml:space="preserve">“</w:t>
-      </w:r>
-      <w:r>
-        <w:t xml:space="preserve">critical scholar</w:t>
-      </w:r>
-      <w:r>
-        <w:t xml:space="preserve">”</w:t>
+        <w:t xml:space="preserve">“critical scholar”</w:t>
       </w:r>
       <w:r>
         <w:t xml:space="preserve"> </w:t>
@@ -13982,13 +13329,7 @@
         <w:t xml:space="preserve"> </w:t>
       </w:r>
       <w:r>
-        <w:t xml:space="preserve">“</w:t>
-      </w:r>
-      <w:r>
-        <w:t xml:space="preserve">language bias occurs because studies that report positive findings are mostly likely to be published in English-language journals</w:t>
-      </w:r>
-      <w:r>
-        <w:t xml:space="preserve">”</w:t>
+        <w:t xml:space="preserve">“language bias occurs because studies that report positive findings are mostly likely to be published in English-language journals”</w:t>
       </w:r>
       <w:r>
         <w:t xml:space="preserve"> </w:t>
@@ -14090,13 +13431,7 @@
         <w:t xml:space="preserve"> </w:t>
       </w:r>
       <w:r>
-        <w:t xml:space="preserve">“</w:t>
-      </w:r>
-      <w:r>
-        <w:t xml:space="preserve">How to Evaluate Sources</w:t>
-      </w:r>
-      <w:r>
-        <w:t xml:space="preserve">”</w:t>
+        <w:t xml:space="preserve">“How to Evaluate Sources”</w:t>
       </w:r>
       <w:r>
         <w:t xml:space="preserve"> </w:t>
@@ -14151,13 +13486,7 @@
         <w:t xml:space="preserve"> </w:t>
       </w:r>
       <w:r>
-        <w:t xml:space="preserve">“</w:t>
-      </w:r>
-      <w:r>
-        <w:t xml:space="preserve">Quality Assessment: Where Do I Begin?</w:t>
-      </w:r>
-      <w:r>
-        <w:t xml:space="preserve">”</w:t>
+        <w:t xml:space="preserve">“Quality Assessment: Where Do I Begin?”</w:t>
       </w:r>
       <w:r>
         <w:t xml:space="preserve"> </w:t>
@@ -14212,13 +13541,7 @@
         </w:numPr>
       </w:pPr>
       <w:r>
-        <w:t xml:space="preserve">“</w:t>
-      </w:r>
-      <w:r>
-        <w:t xml:space="preserve">Assessing Online Resources</w:t>
-      </w:r>
-      <w:r>
-        <w:t xml:space="preserve">”</w:t>
+        <w:t xml:space="preserve">“Assessing Online Resources”</w:t>
       </w:r>
       <w:r>
         <w:t xml:space="preserve"> </w:t>
@@ -14247,13 +13570,7 @@
         </w:numPr>
       </w:pPr>
       <w:r>
-        <w:t xml:space="preserve">“</w:t>
-      </w:r>
-      <w:r>
-        <w:t xml:space="preserve">Evaluating a Journal Article</w:t>
-      </w:r>
-      <w:r>
-        <w:t xml:space="preserve">”</w:t>
+        <w:t xml:space="preserve">“Evaluating a Journal Article”</w:t>
       </w:r>
       <w:r>
         <w:t xml:space="preserve"> </w:t>
@@ -14665,13 +13982,7 @@
         <w:t xml:space="preserve"> </w:t>
       </w:r>
       <w:r>
-        <w:t xml:space="preserve">“</w:t>
-      </w:r>
-      <w:r>
-        <w:t xml:space="preserve">How to Write a Research Question for Your Literature Review.</w:t>
-      </w:r>
-      <w:r>
-        <w:t xml:space="preserve">”</w:t>
+        <w:t xml:space="preserve">“How to Write a Research Question for Your Literature Review.”</w:t>
       </w:r>
     </w:p>
     <w:p>
@@ -14723,13 +14034,7 @@
         <w:t xml:space="preserve"> </w:t>
       </w:r>
       <w:r>
-        <w:t xml:space="preserve">“</w:t>
-      </w:r>
-      <w:r>
-        <w:t xml:space="preserve">How to Write a Research Question for Your Literature Review</w:t>
-      </w:r>
-      <w:r>
-        <w:t xml:space="preserve">”</w:t>
+        <w:t xml:space="preserve">“How to Write a Research Question for Your Literature Review”</w:t>
       </w:r>
     </w:p>
     <w:p>
@@ -14830,13 +14135,7 @@
         <w:t xml:space="preserve"> </w:t>
       </w:r>
       <w:r>
-        <w:t xml:space="preserve">“</w:t>
-      </w:r>
-      <w:r>
-        <w:t xml:space="preserve">Get wisdom, get understanding,</w:t>
-      </w:r>
-      <w:r>
-        <w:t xml:space="preserve">”</w:t>
+        <w:t xml:space="preserve">“Get wisdom, get understanding,”</w:t>
       </w:r>
       <w:r>
         <w:t xml:space="preserve"> </w:t>
@@ -14848,13 +14147,7 @@
         <w:t xml:space="preserve"> </w:t>
       </w:r>
       <w:r>
-        <w:t xml:space="preserve">“</w:t>
-      </w:r>
-      <w:r>
-        <w:t xml:space="preserve">Each of you should use whatever gift you have received to serve others, as faithful stewards of God’s grace.</w:t>
-      </w:r>
-      <w:r>
-        <w:t xml:space="preserve">”</w:t>
+        <w:t xml:space="preserve">“Each of you should use whatever gift you have received to serve others, as faithful stewards of God’s grace.”</w:t>
       </w:r>
       <w:r>
         <w:t xml:space="preserve"> </w:t>
@@ -15059,13 +14352,7 @@
         <w:t xml:space="preserve"> </w:t>
       </w:r>
       <w:r>
-        <w:t xml:space="preserve">“</w:t>
-      </w:r>
-      <w:r>
-        <w:t xml:space="preserve">student engagement</w:t>
-      </w:r>
-      <w:r>
-        <w:t xml:space="preserve">”</w:t>
+        <w:t xml:space="preserve">“student engagement”</w:t>
       </w:r>
       <w:r>
         <w:t xml:space="preserve"> </w:t>
@@ -15085,13 +14372,7 @@
         <w:t xml:space="preserve"> </w:t>
       </w:r>
       <w:r>
-        <w:t xml:space="preserve">“</w:t>
-      </w:r>
-      <w:r>
-        <w:t xml:space="preserve">student involvement</w:t>
-      </w:r>
-      <w:r>
-        <w:t xml:space="preserve">”</w:t>
+        <w:t xml:space="preserve">“student involvement”</w:t>
       </w:r>
       <w:r>
         <w:t xml:space="preserve"> </w:t>
@@ -15103,13 +14384,7 @@
         <w:t xml:space="preserve"> </w:t>
       </w:r>
       <w:r>
-        <w:t xml:space="preserve">“</w:t>
-      </w:r>
-      <w:r>
-        <w:t xml:space="preserve">classroom participation</w:t>
-      </w:r>
-      <w:r>
-        <w:t xml:space="preserve">”</w:t>
+        <w:t xml:space="preserve">“classroom participation”</w:t>
       </w:r>
       <w:r>
         <w:t xml:space="preserve"> </w:t>
@@ -15121,13 +14396,7 @@
         <w:t xml:space="preserve"> </w:t>
       </w:r>
       <w:r>
-        <w:t xml:space="preserve">“</w:t>
-      </w:r>
-      <w:r>
-        <w:t xml:space="preserve">student engagement.</w:t>
-      </w:r>
-      <w:r>
-        <w:t xml:space="preserve">”</w:t>
+        <w:t xml:space="preserve">“student engagement.”</w:t>
       </w:r>
       <w:r>
         <w:t xml:space="preserve"> </w:t>
@@ -15147,13 +14416,7 @@
         <w:t xml:space="preserve"> </w:t>
       </w:r>
       <w:r>
-        <w:t xml:space="preserve">“</w:t>
-      </w:r>
-      <w:r>
-        <w:t xml:space="preserve">affective attunement</w:t>
-      </w:r>
-      <w:r>
-        <w:t xml:space="preserve">”</w:t>
+        <w:t xml:space="preserve">“affective attunement”</w:t>
       </w:r>
       <w:r>
         <w:t xml:space="preserve"> </w:t>
@@ -15699,13 +14962,7 @@
         <w:t xml:space="preserve"> </w:t>
       </w:r>
       <w:r>
-        <w:t xml:space="preserve">“</w:t>
-      </w:r>
-      <w:r>
-        <w:t xml:space="preserve">How to Write a Research Question for Your Literature Review</w:t>
-      </w:r>
-      <w:r>
-        <w:t xml:space="preserve">”</w:t>
+        <w:t xml:space="preserve">“How to Write a Research Question for Your Literature Review”</w:t>
       </w:r>
       <w:r>
         <w:t xml:space="preserve"> </w:t>
@@ -15906,7 +15163,6 @@
           <w:p>
             <w:pPr>
               <w:pStyle w:val="Compact"/>
-              <w:jc w:val="left"/>
             </w:pPr>
             <w:r>
               <w:rPr>
@@ -15922,7 +15178,6 @@
           <w:p>
             <w:pPr>
               <w:pStyle w:val="Compact"/>
-              <w:jc w:val="left"/>
             </w:pPr>
             <w:r>
               <w:rPr>
@@ -15940,7 +15195,6 @@
           <w:p>
             <w:pPr>
               <w:pStyle w:val="Compact"/>
-              <w:jc w:val="left"/>
             </w:pPr>
             <w:r>
               <w:rPr>
@@ -15956,7 +15210,6 @@
           <w:p>
             <w:pPr>
               <w:pStyle w:val="Compact"/>
-              <w:jc w:val="left"/>
             </w:pPr>
             <w:r>
               <w:t xml:space="preserve">From your review, highlight specific elements that intrigue you. For example, if your broad topic is</w:t>
@@ -15965,13 +15218,7 @@
               <w:t xml:space="preserve"> </w:t>
             </w:r>
             <w:r>
-              <w:t xml:space="preserve">“</w:t>
-            </w:r>
-            <w:r>
-              <w:t xml:space="preserve">leadership in education,</w:t>
-            </w:r>
-            <w:r>
-              <w:t xml:space="preserve">”</w:t>
+              <w:t xml:space="preserve">“leadership in education,”</w:t>
             </w:r>
             <w:r>
               <w:t xml:space="preserve"> </w:t>
@@ -15983,13 +15230,7 @@
               <w:t xml:space="preserve"> </w:t>
             </w:r>
             <w:r>
-              <w:t xml:space="preserve">“</w:t>
-            </w:r>
-            <w:r>
-              <w:t xml:space="preserve">the influence of transformational leadership on student engagement.</w:t>
-            </w:r>
-            <w:r>
-              <w:t xml:space="preserve">”</w:t>
+              <w:t xml:space="preserve">“the influence of transformational leadership on student engagement.”</w:t>
             </w:r>
           </w:p>
         </w:tc>
@@ -16000,7 +15241,6 @@
           <w:p>
             <w:pPr>
               <w:pStyle w:val="Compact"/>
-              <w:jc w:val="left"/>
             </w:pPr>
             <w:r>
               <w:rPr>
@@ -16016,7 +15256,6 @@
           <w:p>
             <w:pPr>
               <w:pStyle w:val="Compact"/>
-              <w:jc w:val="left"/>
             </w:pPr>
             <w:r>
               <w:t xml:space="preserve">Identify and define the most important concepts and terms in your scoping review. Provide definitions based on how these terms are used in the literature. Cite your sources to show how different authors define or apply these terms and note any variations in usage that may influence your understanding of the topic.</w:t>
@@ -16030,7 +15269,6 @@
           <w:p>
             <w:pPr>
               <w:pStyle w:val="Compact"/>
-              <w:jc w:val="left"/>
             </w:pPr>
             <w:r>
               <w:rPr>
@@ -16046,7 +15284,6 @@
           <w:p>
             <w:pPr>
               <w:pStyle w:val="Compact"/>
-              <w:jc w:val="left"/>
             </w:pPr>
             <w:r>
               <w:t xml:space="preserve">What areas of your topic are under-researched, inconsistently studied, or where evidence is outdated or conflicting.</w:t>
@@ -16060,7 +15297,6 @@
           <w:p>
             <w:pPr>
               <w:pStyle w:val="Compact"/>
-              <w:jc w:val="left"/>
             </w:pPr>
             <w:r>
               <w:rPr>
@@ -16081,21 +15317,7 @@
                 <w:b/>
                 <w:bCs/>
               </w:rPr>
-              <w:t xml:space="preserve">“</w:t>
-            </w:r>
-            <w:r>
-              <w:rPr>
-                <w:b/>
-                <w:bCs/>
-              </w:rPr>
-              <w:t xml:space="preserve">Five Ws</w:t>
-            </w:r>
-            <w:r>
-              <w:rPr>
-                <w:b/>
-                <w:bCs/>
-              </w:rPr>
-              <w:t xml:space="preserve">”</w:t>
+              <w:t xml:space="preserve">“Five Ws”</w:t>
             </w:r>
             <w:r>
               <w:rPr>
@@ -16117,7 +15339,7 @@
           <w:tcPr/>
           <w:p>
             <w:pPr>
-              <w:jc w:val="left"/>
+              <w:pStyle w:val="BodyText"/>
             </w:pPr>
             <w:r>
               <w:t xml:space="preserve">Answer the following questions to refine your focus:</w:t>
@@ -16129,7 +15351,6 @@
                 <w:ilvl w:val="0"/>
                 <w:numId w:val="1090"/>
               </w:numPr>
-              <w:jc w:val="left"/>
             </w:pPr>
             <w:r>
               <w:rPr>
@@ -16148,7 +15369,6 @@
                 <w:ilvl w:val="0"/>
                 <w:numId w:val="1090"/>
               </w:numPr>
-              <w:jc w:val="left"/>
             </w:pPr>
             <w:r>
               <w:rPr>
@@ -16167,7 +15387,6 @@
                 <w:ilvl w:val="0"/>
                 <w:numId w:val="1090"/>
               </w:numPr>
-              <w:jc w:val="left"/>
             </w:pPr>
             <w:r>
               <w:rPr>
@@ -16186,7 +15405,6 @@
                 <w:ilvl w:val="0"/>
                 <w:numId w:val="1090"/>
               </w:numPr>
-              <w:jc w:val="left"/>
             </w:pPr>
             <w:r>
               <w:rPr>
@@ -16205,7 +15423,6 @@
                 <w:ilvl w:val="0"/>
                 <w:numId w:val="1090"/>
               </w:numPr>
-              <w:jc w:val="left"/>
             </w:pPr>
             <w:r>
               <w:rPr>
@@ -16226,7 +15443,6 @@
           <w:p>
             <w:pPr>
               <w:pStyle w:val="Compact"/>
-              <w:jc w:val="left"/>
             </w:pPr>
             <w:r>
               <w:rPr>
@@ -16242,7 +15458,6 @@
           <w:p>
             <w:pPr>
               <w:pStyle w:val="Compact"/>
-              <w:jc w:val="left"/>
             </w:pPr>
             <w:r>
               <w:t xml:space="preserve">Ensure your refined question is clear, specific, and straightforward. Avoid vague language, and make sure the research question is easily understandable.</w:t>
@@ -16256,7 +15471,6 @@
           <w:p>
             <w:pPr>
               <w:pStyle w:val="Compact"/>
-              <w:jc w:val="left"/>
             </w:pPr>
             <w:r>
               <w:rPr>
@@ -16272,7 +15486,6 @@
           <w:p>
             <w:pPr>
               <w:pStyle w:val="Compact"/>
-              <w:jc w:val="left"/>
             </w:pPr>
             <w:r>
               <w:t xml:space="preserve">Confirm that your revised research question addresses a significant, specific, aspect of leadership and aligns with your research purpose. Ensure your research has the potential to contribute meaningfully to the field.</w:t>
@@ -16286,7 +15499,6 @@
           <w:p>
             <w:pPr>
               <w:pStyle w:val="Compact"/>
-              <w:jc w:val="left"/>
             </w:pPr>
             <w:r>
               <w:rPr>
@@ -16302,7 +15514,6 @@
           <w:p>
             <w:pPr>
               <w:pStyle w:val="Compact"/>
-              <w:jc w:val="left"/>
             </w:pPr>
             <w:r>
               <w:t xml:space="preserve">Ensure your research question is feasible to investigate within your given time and resource constraints. Consider data and literature availability.</w:t>
@@ -16316,7 +15527,6 @@
           <w:p>
             <w:pPr>
               <w:pStyle w:val="Compact"/>
-              <w:jc w:val="left"/>
             </w:pPr>
             <w:r>
               <w:rPr>
@@ -16332,7 +15542,6 @@
           <w:p>
             <w:pPr>
               <w:pStyle w:val="Compact"/>
-              <w:jc w:val="left"/>
             </w:pPr>
             <w:r>
               <w:t xml:space="preserve">Share your refined question with peers, mentors, or faculty. Gather constructive feedback to further clarify and strengthen your inquiry.</w:t>
@@ -16522,13 +15731,7 @@
         <w:t xml:space="preserve"> </w:t>
       </w:r>
       <w:r>
-        <w:t xml:space="preserve">“</w:t>
-      </w:r>
-      <w:r>
-        <w:t xml:space="preserve">to learn new knowledge about topics, to become informed on policy debates, and to find suggestions for improving your practice</w:t>
-      </w:r>
-      <w:r>
-        <w:t xml:space="preserve">”</w:t>
+        <w:t xml:space="preserve">“to learn new knowledge about topics, to become informed on policy debates, and to find suggestions for improving your practice”</w:t>
       </w:r>
       <w:r>
         <w:t xml:space="preserve"> </w:t>
@@ -16885,13 +16088,7 @@
         <w:t xml:space="preserve"> </w:t>
       </w:r>
       <w:r>
-        <w:t xml:space="preserve">“</w:t>
-      </w:r>
-      <w:r>
-        <w:t xml:space="preserve">Then you will understand what is right and just and fair; every good path. For wisdom will enter your heart, and knowledge will be pleasant to your soul</w:t>
-      </w:r>
-      <w:r>
-        <w:t xml:space="preserve">”</w:t>
+        <w:t xml:space="preserve">“Then you will understand what is right and just and fair; every good path. For wisdom will enter your heart, and knowledge will be pleasant to your soul”</w:t>
       </w:r>
       <w:r>
         <w:t xml:space="preserve">. As servant leaders, scholars are called to use research as a means of service by seeking truth, advancing equity, and contributing to the flourishing of others</w:t>
@@ -17732,13 +16929,7 @@
         <w:t xml:space="preserve"> </w:t>
       </w:r>
       <w:r>
-        <w:t xml:space="preserve">“</w:t>
-      </w:r>
-      <w:r>
-        <w:t xml:space="preserve">no</w:t>
-      </w:r>
-      <w:r>
-        <w:t xml:space="preserve">”</w:t>
+        <w:t xml:space="preserve">“no”</w:t>
       </w:r>
       <w:r>
         <w:t xml:space="preserve"> </w:t>
@@ -18823,13 +18014,7 @@
         <w:t xml:space="preserve"> </w:t>
       </w:r>
       <w:r>
-        <w:t xml:space="preserve">“</w:t>
-      </w:r>
-      <w:r>
-        <w:t xml:space="preserve">holding something in trust for another,</w:t>
-      </w:r>
-      <w:r>
-        <w:t xml:space="preserve">”</w:t>
+        <w:t xml:space="preserve">“holding something in trust for another,”</w:t>
       </w:r>
       <w:r>
         <w:t xml:space="preserve"> </w:t>
@@ -18890,13 +18075,7 @@
         <w:pStyle w:val="BodyText"/>
       </w:pPr>
       <w:r>
-        <w:t xml:space="preserve">“</w:t>
-      </w:r>
-      <w:r>
-        <w:t xml:space="preserve">We acknowledge that Trinity Western University, Langley campus is located on the traditional ancestral unceded territory of the Stó:lō people.</w:t>
-      </w:r>
-      <w:r>
-        <w:t xml:space="preserve">”</w:t>
+        <w:t xml:space="preserve">“We acknowledge that Trinity Western University, Langley campus is located on the traditional ancestral unceded territory of the Stó:lō people.”</w:t>
       </w:r>
     </w:p>
     <w:p>
@@ -18956,13 +18135,7 @@
         <w:t xml:space="preserve"> </w:t>
       </w:r>
       <w:r>
-        <w:t xml:space="preserve">“</w:t>
-      </w:r>
-      <w:r>
-        <w:t xml:space="preserve">holding something in trust for another,</w:t>
-      </w:r>
-      <w:r>
-        <w:t xml:space="preserve">”</w:t>
+        <w:t xml:space="preserve">“holding something in trust for another,”</w:t>
       </w:r>
       <w:r>
         <w:t xml:space="preserve"> </w:t>
@@ -18982,13 +18155,7 @@
         <w:t xml:space="preserve"> </w:t>
       </w:r>
       <w:r>
-        <w:t xml:space="preserve">“</w:t>
-      </w:r>
-      <w:r>
-        <w:t xml:space="preserve">oral footnoting</w:t>
-      </w:r>
-      <w:r>
-        <w:t xml:space="preserve">”</w:t>
+        <w:t xml:space="preserve">“oral footnoting”</w:t>
       </w:r>
       <w:r>
         <w:t xml:space="preserve"> </w:t>
@@ -19566,7 +18733,6 @@
           <w:p>
             <w:pPr>
               <w:pStyle w:val="Compact"/>
-              <w:jc w:val="left"/>
             </w:pPr>
             <w:r>
               <w:rPr>
@@ -19582,7 +18748,6 @@
           <w:p>
             <w:pPr>
               <w:pStyle w:val="Compact"/>
-              <w:jc w:val="left"/>
             </w:pPr>
             <w:r>
               <w:rPr>
@@ -19598,7 +18763,6 @@
           <w:p>
             <w:pPr>
               <w:pStyle w:val="Compact"/>
-              <w:jc w:val="left"/>
             </w:pPr>
             <w:r>
               <w:rPr>
@@ -19616,7 +18780,6 @@
           <w:p>
             <w:pPr>
               <w:pStyle w:val="Compact"/>
-              <w:jc w:val="left"/>
             </w:pPr>
             <w:r>
               <w:t xml:space="preserve">Discussion Forum Posts</w:t>
@@ -19628,7 +18791,6 @@
           <w:p>
             <w:pPr>
               <w:pStyle w:val="Compact"/>
-              <w:jc w:val="left"/>
             </w:pPr>
             <w:r>
               <w:t xml:space="preserve">20%</w:t>
@@ -19640,7 +18802,6 @@
           <w:p>
             <w:pPr>
               <w:pStyle w:val="Compact"/>
-              <w:jc w:val="left"/>
             </w:pPr>
             <w:r>
               <w:t xml:space="preserve">Weeks 1-5</w:t>
@@ -19660,7 +18821,6 @@
           <w:p>
             <w:pPr>
               <w:pStyle w:val="Compact"/>
-              <w:jc w:val="left"/>
             </w:pPr>
             <w:r>
               <w:t xml:space="preserve">Assignment 1: Annotated Bibliography &amp; Critique</w:t>
@@ -19672,7 +18832,6 @@
           <w:p>
             <w:pPr>
               <w:pStyle w:val="Compact"/>
-              <w:jc w:val="left"/>
             </w:pPr>
             <w:r>
               <w:t xml:space="preserve">20%</w:t>
@@ -19684,7 +18843,6 @@
           <w:p>
             <w:pPr>
               <w:pStyle w:val="Compact"/>
-              <w:jc w:val="left"/>
             </w:pPr>
             <w:r>
               <w:t xml:space="preserve">Unit 3 / Week 3</w:t>
@@ -19698,7 +18856,6 @@
           <w:p>
             <w:pPr>
               <w:pStyle w:val="Compact"/>
-              <w:jc w:val="left"/>
             </w:pPr>
             <w:r>
               <w:t xml:space="preserve">Assignment 2: Developing Your Research Question</w:t>
@@ -19710,7 +18867,6 @@
           <w:p>
             <w:pPr>
               <w:pStyle w:val="Compact"/>
-              <w:jc w:val="left"/>
             </w:pPr>
             <w:r>
               <w:t xml:space="preserve">15%</w:t>
@@ -19722,7 +18878,6 @@
           <w:p>
             <w:pPr>
               <w:pStyle w:val="Compact"/>
-              <w:jc w:val="left"/>
             </w:pPr>
             <w:r>
               <w:t xml:space="preserve">Unit 4 / Week 4</w:t>
@@ -19736,7 +18891,6 @@
           <w:p>
             <w:pPr>
               <w:pStyle w:val="Compact"/>
-              <w:jc w:val="left"/>
             </w:pPr>
             <w:r>
               <w:t xml:space="preserve">Assignment 3: Scoping Literature Review</w:t>
@@ -19748,7 +18902,6 @@
           <w:p>
             <w:pPr>
               <w:pStyle w:val="Compact"/>
-              <w:jc w:val="left"/>
             </w:pPr>
             <w:r>
               <w:t xml:space="preserve">30%</w:t>
@@ -19760,7 +18913,6 @@
           <w:p>
             <w:pPr>
               <w:pStyle w:val="Compact"/>
-              <w:jc w:val="left"/>
             </w:pPr>
             <w:r>
               <w:t xml:space="preserve">Unit 6 / Week 6</w:t>
@@ -19774,7 +18926,6 @@
           <w:p>
             <w:pPr>
               <w:pStyle w:val="Compact"/>
-              <w:jc w:val="left"/>
             </w:pPr>
             <w:r>
               <w:t xml:space="preserve">Assignment 4: Research Letter of Intent</w:t>
@@ -19786,7 +18937,6 @@
           <w:p>
             <w:pPr>
               <w:pStyle w:val="Compact"/>
-              <w:jc w:val="left"/>
             </w:pPr>
             <w:r>
               <w:t xml:space="preserve">15%</w:t>
@@ -19798,7 +18948,6 @@
           <w:p>
             <w:pPr>
               <w:pStyle w:val="Compact"/>
-              <w:jc w:val="left"/>
             </w:pPr>
             <w:r>
               <w:t xml:space="preserve">Unit 6 / Week 6</w:t>
@@ -19812,7 +18961,6 @@
           <w:p>
             <w:pPr>
               <w:pStyle w:val="Compact"/>
-              <w:jc w:val="left"/>
             </w:pPr>
             <w:r>
               <w:rPr>
@@ -19828,7 +18976,6 @@
           <w:p>
             <w:pPr>
               <w:pStyle w:val="Compact"/>
-              <w:jc w:val="left"/>
             </w:pPr>
             <w:r>
               <w:rPr>
@@ -19896,7 +19043,6 @@
           <w:p>
             <w:pPr>
               <w:pStyle w:val="Compact"/>
-              <w:jc w:val="left"/>
             </w:pPr>
             <w:r>
               <w:rPr>
@@ -19912,7 +19058,6 @@
           <w:p>
             <w:pPr>
               <w:pStyle w:val="Compact"/>
-              <w:jc w:val="left"/>
             </w:pPr>
             <w:r>
               <w:rPr>
@@ -19930,7 +19075,6 @@
           <w:p>
             <w:pPr>
               <w:pStyle w:val="Compact"/>
-              <w:jc w:val="left"/>
             </w:pPr>
             <w:r>
               <w:t xml:space="preserve">Initial Post</w:t>
@@ -19942,7 +19086,6 @@
           <w:p>
             <w:pPr>
               <w:pStyle w:val="Compact"/>
-              <w:jc w:val="left"/>
             </w:pPr>
             <w:r>
               <w:t xml:space="preserve">1.5</w:t>
@@ -19956,7 +19099,6 @@
           <w:p>
             <w:pPr>
               <w:pStyle w:val="Compact"/>
-              <w:jc w:val="left"/>
             </w:pPr>
             <w:r>
               <w:t xml:space="preserve">2 response posts</w:t>
@@ -19968,7 +19110,6 @@
           <w:p>
             <w:pPr>
               <w:pStyle w:val="Compact"/>
-              <w:jc w:val="left"/>
             </w:pPr>
             <w:r>
               <w:t xml:space="preserve">1.5</w:t>
@@ -19982,7 +19123,6 @@
           <w:p>
             <w:pPr>
               <w:pStyle w:val="Compact"/>
-              <w:jc w:val="left"/>
             </w:pPr>
             <w:r>
               <w:t xml:space="preserve">At least 1 reference</w:t>
@@ -19994,7 +19134,6 @@
           <w:p>
             <w:pPr>
               <w:pStyle w:val="Compact"/>
-              <w:jc w:val="left"/>
             </w:pPr>
             <w:r>
               <w:t xml:space="preserve">0.5</w:t>
@@ -20008,7 +19147,6 @@
           <w:p>
             <w:pPr>
               <w:pStyle w:val="Compact"/>
-              <w:jc w:val="left"/>
             </w:pPr>
             <w:r>
               <w:t xml:space="preserve">Posted on time</w:t>
@@ -20020,7 +19158,6 @@
           <w:p>
             <w:pPr>
               <w:pStyle w:val="Compact"/>
-              <w:jc w:val="left"/>
             </w:pPr>
             <w:r>
               <w:t xml:space="preserve">0.5</w:t>
@@ -20034,7 +19171,6 @@
           <w:p>
             <w:pPr>
               <w:pStyle w:val="Compact"/>
-              <w:jc w:val="left"/>
             </w:pPr>
             <w:r>
               <w:rPr>
@@ -20050,7 +19186,6 @@
           <w:p>
             <w:pPr>
               <w:pStyle w:val="Compact"/>
-              <w:jc w:val="left"/>
             </w:pPr>
             <w:r>
               <w:rPr>
@@ -20295,7 +19430,6 @@
           <w:p>
             <w:pPr>
               <w:pStyle w:val="Compact"/>
-              <w:jc w:val="left"/>
             </w:pPr>
             <w:r>
               <w:rPr>
@@ -20311,7 +19445,6 @@
           <w:p>
             <w:pPr>
               <w:pStyle w:val="Compact"/>
-              <w:jc w:val="left"/>
             </w:pPr>
             <w:r>
               <w:rPr>
@@ -20329,7 +19462,6 @@
           <w:p>
             <w:pPr>
               <w:pStyle w:val="Compact"/>
-              <w:jc w:val="left"/>
             </w:pPr>
             <w:r>
               <w:t xml:space="preserve">Initial Post</w:t>
@@ -20341,7 +19473,6 @@
           <w:p>
             <w:pPr>
               <w:pStyle w:val="Compact"/>
-              <w:jc w:val="left"/>
             </w:pPr>
             <w:r>
               <w:t xml:space="preserve">1.5</w:t>
@@ -20355,7 +19486,6 @@
           <w:p>
             <w:pPr>
               <w:pStyle w:val="Compact"/>
-              <w:jc w:val="left"/>
             </w:pPr>
             <w:r>
               <w:t xml:space="preserve">2 response posts</w:t>
@@ -20367,7 +19497,6 @@
           <w:p>
             <w:pPr>
               <w:pStyle w:val="Compact"/>
-              <w:jc w:val="left"/>
             </w:pPr>
             <w:r>
               <w:t xml:space="preserve">1.5</w:t>
@@ -20381,7 +19510,6 @@
           <w:p>
             <w:pPr>
               <w:pStyle w:val="Compact"/>
-              <w:jc w:val="left"/>
             </w:pPr>
             <w:r>
               <w:t xml:space="preserve">At least 1 reference</w:t>
@@ -20393,7 +19521,6 @@
           <w:p>
             <w:pPr>
               <w:pStyle w:val="Compact"/>
-              <w:jc w:val="left"/>
             </w:pPr>
             <w:r>
               <w:t xml:space="preserve">0.5</w:t>
@@ -20407,7 +19534,6 @@
           <w:p>
             <w:pPr>
               <w:pStyle w:val="Compact"/>
-              <w:jc w:val="left"/>
             </w:pPr>
             <w:r>
               <w:t xml:space="preserve">Posted on time</w:t>
@@ -20419,7 +19545,6 @@
           <w:p>
             <w:pPr>
               <w:pStyle w:val="Compact"/>
-              <w:jc w:val="left"/>
             </w:pPr>
             <w:r>
               <w:t xml:space="preserve">0.5</w:t>
@@ -20433,7 +19558,6 @@
           <w:p>
             <w:pPr>
               <w:pStyle w:val="Compact"/>
-              <w:jc w:val="left"/>
             </w:pPr>
             <w:r>
               <w:rPr>
@@ -20449,7 +19573,6 @@
           <w:p>
             <w:pPr>
               <w:pStyle w:val="Compact"/>
-              <w:jc w:val="left"/>
             </w:pPr>
             <w:r>
               <w:rPr>
@@ -20632,7 +19755,6 @@
           <w:p>
             <w:pPr>
               <w:pStyle w:val="Compact"/>
-              <w:jc w:val="left"/>
             </w:pPr>
             <w:r>
               <w:rPr>
@@ -20648,7 +19770,6 @@
           <w:p>
             <w:pPr>
               <w:pStyle w:val="Compact"/>
-              <w:jc w:val="left"/>
             </w:pPr>
             <w:r>
               <w:rPr>
@@ -20666,7 +19787,6 @@
           <w:p>
             <w:pPr>
               <w:pStyle w:val="Compact"/>
-              <w:jc w:val="left"/>
             </w:pPr>
             <w:r>
               <w:t xml:space="preserve">Initial Post</w:t>
@@ -20678,7 +19798,6 @@
           <w:p>
             <w:pPr>
               <w:pStyle w:val="Compact"/>
-              <w:jc w:val="left"/>
             </w:pPr>
             <w:r>
               <w:t xml:space="preserve">1.5</w:t>
@@ -20692,7 +19811,6 @@
           <w:p>
             <w:pPr>
               <w:pStyle w:val="Compact"/>
-              <w:jc w:val="left"/>
             </w:pPr>
             <w:r>
               <w:t xml:space="preserve">2 response posts</w:t>
@@ -20704,7 +19822,6 @@
           <w:p>
             <w:pPr>
               <w:pStyle w:val="Compact"/>
-              <w:jc w:val="left"/>
             </w:pPr>
             <w:r>
               <w:t xml:space="preserve">1.5</w:t>
@@ -20718,7 +19835,6 @@
           <w:p>
             <w:pPr>
               <w:pStyle w:val="Compact"/>
-              <w:jc w:val="left"/>
             </w:pPr>
             <w:r>
               <w:t xml:space="preserve">At least 1 reference</w:t>
@@ -20730,7 +19846,6 @@
           <w:p>
             <w:pPr>
               <w:pStyle w:val="Compact"/>
-              <w:jc w:val="left"/>
             </w:pPr>
             <w:r>
               <w:t xml:space="preserve">0.5</w:t>
@@ -20744,7 +19859,6 @@
           <w:p>
             <w:pPr>
               <w:pStyle w:val="Compact"/>
-              <w:jc w:val="left"/>
             </w:pPr>
             <w:r>
               <w:t xml:space="preserve">Posted on time</w:t>
@@ -20756,7 +19870,6 @@
           <w:p>
             <w:pPr>
               <w:pStyle w:val="Compact"/>
-              <w:jc w:val="left"/>
             </w:pPr>
             <w:r>
               <w:t xml:space="preserve">0.5</w:t>
@@ -20770,7 +19883,6 @@
           <w:p>
             <w:pPr>
               <w:pStyle w:val="Compact"/>
-              <w:jc w:val="left"/>
             </w:pPr>
             <w:r>
               <w:rPr>
@@ -20786,7 +19898,6 @@
           <w:p>
             <w:pPr>
               <w:pStyle w:val="Compact"/>
-              <w:jc w:val="left"/>
             </w:pPr>
             <w:r>
               <w:rPr>
@@ -20996,7 +20107,6 @@
           <w:p>
             <w:pPr>
               <w:pStyle w:val="Compact"/>
-              <w:jc w:val="left"/>
             </w:pPr>
             <w:r>
               <w:rPr>
@@ -21012,7 +20122,6 @@
           <w:p>
             <w:pPr>
               <w:pStyle w:val="Compact"/>
-              <w:jc w:val="left"/>
             </w:pPr>
             <w:r>
               <w:rPr>
@@ -21030,7 +20139,6 @@
           <w:p>
             <w:pPr>
               <w:pStyle w:val="Compact"/>
-              <w:jc w:val="left"/>
             </w:pPr>
             <w:r>
               <w:t xml:space="preserve">Initial Post</w:t>
@@ -21042,7 +20150,6 @@
           <w:p>
             <w:pPr>
               <w:pStyle w:val="Compact"/>
-              <w:jc w:val="left"/>
             </w:pPr>
             <w:r>
               <w:t xml:space="preserve">1.5</w:t>
@@ -21056,7 +20163,6 @@
           <w:p>
             <w:pPr>
               <w:pStyle w:val="Compact"/>
-              <w:jc w:val="left"/>
             </w:pPr>
             <w:r>
               <w:t xml:space="preserve">2 response posts</w:t>
@@ -21068,7 +20174,6 @@
           <w:p>
             <w:pPr>
               <w:pStyle w:val="Compact"/>
-              <w:jc w:val="left"/>
             </w:pPr>
             <w:r>
               <w:t xml:space="preserve">1.5</w:t>
@@ -21082,7 +20187,6 @@
           <w:p>
             <w:pPr>
               <w:pStyle w:val="Compact"/>
-              <w:jc w:val="left"/>
             </w:pPr>
             <w:r>
               <w:t xml:space="preserve">At least 1 reference</w:t>
@@ -21094,7 +20198,6 @@
           <w:p>
             <w:pPr>
               <w:pStyle w:val="Compact"/>
-              <w:jc w:val="left"/>
             </w:pPr>
             <w:r>
               <w:t xml:space="preserve">0.5</w:t>
@@ -21108,7 +20211,6 @@
           <w:p>
             <w:pPr>
               <w:pStyle w:val="Compact"/>
-              <w:jc w:val="left"/>
             </w:pPr>
             <w:r>
               <w:t xml:space="preserve">Posted on time</w:t>
@@ -21120,7 +20222,6 @@
           <w:p>
             <w:pPr>
               <w:pStyle w:val="Compact"/>
-              <w:jc w:val="left"/>
             </w:pPr>
             <w:r>
               <w:t xml:space="preserve">0.5</w:t>
@@ -21134,7 +20235,6 @@
           <w:p>
             <w:pPr>
               <w:pStyle w:val="Compact"/>
-              <w:jc w:val="left"/>
             </w:pPr>
             <w:r>
               <w:rPr>
@@ -21150,7 +20250,6 @@
           <w:p>
             <w:pPr>
               <w:pStyle w:val="Compact"/>
-              <w:jc w:val="left"/>
             </w:pPr>
             <w:r>
               <w:rPr>
@@ -21343,7 +20442,6 @@
           <w:p>
             <w:pPr>
               <w:pStyle w:val="Compact"/>
-              <w:jc w:val="left"/>
             </w:pPr>
             <w:r>
               <w:rPr>
@@ -21359,7 +20457,6 @@
           <w:p>
             <w:pPr>
               <w:pStyle w:val="Compact"/>
-              <w:jc w:val="left"/>
             </w:pPr>
             <w:r>
               <w:rPr>
@@ -21377,7 +20474,6 @@
           <w:p>
             <w:pPr>
               <w:pStyle w:val="Compact"/>
-              <w:jc w:val="left"/>
             </w:pPr>
             <w:r>
               <w:t xml:space="preserve">Initial Post</w:t>
@@ -21389,7 +20485,6 @@
           <w:p>
             <w:pPr>
               <w:pStyle w:val="Compact"/>
-              <w:jc w:val="left"/>
             </w:pPr>
             <w:r>
               <w:t xml:space="preserve">1.5</w:t>
@@ -21403,7 +20498,6 @@
           <w:p>
             <w:pPr>
               <w:pStyle w:val="Compact"/>
-              <w:jc w:val="left"/>
             </w:pPr>
             <w:r>
               <w:t xml:space="preserve">2 response posts</w:t>
@@ -21415,7 +20509,6 @@
           <w:p>
             <w:pPr>
               <w:pStyle w:val="Compact"/>
-              <w:jc w:val="left"/>
             </w:pPr>
             <w:r>
               <w:t xml:space="preserve">1.5</w:t>
@@ -21429,7 +20522,6 @@
           <w:p>
             <w:pPr>
               <w:pStyle w:val="Compact"/>
-              <w:jc w:val="left"/>
             </w:pPr>
             <w:r>
               <w:t xml:space="preserve">At least 1 reference</w:t>
@@ -21441,7 +20533,6 @@
           <w:p>
             <w:pPr>
               <w:pStyle w:val="Compact"/>
-              <w:jc w:val="left"/>
             </w:pPr>
             <w:r>
               <w:t xml:space="preserve">0.5</w:t>
@@ -21455,7 +20546,6 @@
           <w:p>
             <w:pPr>
               <w:pStyle w:val="Compact"/>
-              <w:jc w:val="left"/>
             </w:pPr>
             <w:r>
               <w:t xml:space="preserve">Posted on time</w:t>
@@ -21467,7 +20557,6 @@
           <w:p>
             <w:pPr>
               <w:pStyle w:val="Compact"/>
-              <w:jc w:val="left"/>
             </w:pPr>
             <w:r>
               <w:t xml:space="preserve">0.5</w:t>
@@ -21481,7 +20570,6 @@
           <w:p>
             <w:pPr>
               <w:pStyle w:val="Compact"/>
-              <w:jc w:val="left"/>
             </w:pPr>
             <w:r>
               <w:rPr>
@@ -21497,7 +20585,6 @@
           <w:p>
             <w:pPr>
               <w:pStyle w:val="Compact"/>
-              <w:jc w:val="left"/>
             </w:pPr>
             <w:r>
               <w:rPr>
@@ -21585,7 +20672,6 @@
           <w:p>
             <w:pPr>
               <w:pStyle w:val="Compact"/>
-              <w:jc w:val="left"/>
             </w:pPr>
             <w:r>
               <w:rPr>
@@ -21601,7 +20687,6 @@
           <w:p>
             <w:pPr>
               <w:pStyle w:val="Compact"/>
-              <w:jc w:val="left"/>
             </w:pPr>
             <w:r>
               <w:rPr>
@@ -21619,7 +20704,6 @@
           <w:p>
             <w:pPr>
               <w:pStyle w:val="Compact"/>
-              <w:jc w:val="left"/>
             </w:pPr>
             <w:r>
               <w:t xml:space="preserve">Initial Post</w:t>
@@ -21631,7 +20715,6 @@
           <w:p>
             <w:pPr>
               <w:pStyle w:val="Compact"/>
-              <w:jc w:val="left"/>
             </w:pPr>
             <w:r>
               <w:t xml:space="preserve">1.5</w:t>
@@ -21645,7 +20728,6 @@
           <w:p>
             <w:pPr>
               <w:pStyle w:val="Compact"/>
-              <w:jc w:val="left"/>
             </w:pPr>
             <w:r>
               <w:t xml:space="preserve">2 response posts</w:t>
@@ -21657,7 +20739,6 @@
           <w:p>
             <w:pPr>
               <w:pStyle w:val="Compact"/>
-              <w:jc w:val="left"/>
             </w:pPr>
             <w:r>
               <w:t xml:space="preserve">1.5</w:t>
@@ -21671,7 +20752,6 @@
           <w:p>
             <w:pPr>
               <w:pStyle w:val="Compact"/>
-              <w:jc w:val="left"/>
             </w:pPr>
             <w:r>
               <w:t xml:space="preserve">At least 1 reference</w:t>
@@ -21683,7 +20763,6 @@
           <w:p>
             <w:pPr>
               <w:pStyle w:val="Compact"/>
-              <w:jc w:val="left"/>
             </w:pPr>
             <w:r>
               <w:t xml:space="preserve">0.5</w:t>
@@ -21697,7 +20776,6 @@
           <w:p>
             <w:pPr>
               <w:pStyle w:val="Compact"/>
-              <w:jc w:val="left"/>
             </w:pPr>
             <w:r>
               <w:t xml:space="preserve">Posted on time</w:t>
@@ -21709,7 +20787,6 @@
           <w:p>
             <w:pPr>
               <w:pStyle w:val="Compact"/>
-              <w:jc w:val="left"/>
             </w:pPr>
             <w:r>
               <w:t xml:space="preserve">0.5</w:t>
@@ -21723,7 +20800,6 @@
           <w:p>
             <w:pPr>
               <w:pStyle w:val="Compact"/>
-              <w:jc w:val="left"/>
             </w:pPr>
             <w:r>
               <w:rPr>
@@ -21739,7 +20815,6 @@
           <w:p>
             <w:pPr>
               <w:pStyle w:val="Compact"/>
-              <w:jc w:val="left"/>
             </w:pPr>
             <w:r>
               <w:rPr>
@@ -22137,7 +21212,6 @@
           <w:p>
             <w:pPr>
               <w:pStyle w:val="Compact"/>
-              <w:jc w:val="left"/>
             </w:pPr>
             <w:r>
               <w:rPr>
@@ -22153,7 +21227,6 @@
           <w:p>
             <w:pPr>
               <w:pStyle w:val="Compact"/>
-              <w:jc w:val="left"/>
             </w:pPr>
             <w:r>
               <w:rPr>
@@ -22169,7 +21242,6 @@
           <w:p>
             <w:pPr>
               <w:pStyle w:val="Compact"/>
-              <w:jc w:val="left"/>
             </w:pPr>
             <w:r>
               <w:rPr>
@@ -22187,7 +21259,6 @@
           <w:p>
             <w:pPr>
               <w:pStyle w:val="Compact"/>
-              <w:jc w:val="left"/>
             </w:pPr>
             <w:r>
               <w:rPr>
@@ -22203,7 +21274,6 @@
           <w:p>
             <w:pPr>
               <w:pStyle w:val="Compact"/>
-              <w:jc w:val="left"/>
             </w:pPr>
             <w:r>
               <w:t xml:space="preserve">Selected topic is clearly focused, aligns well with field of study, and guides the annotated bibliography.</w:t>
@@ -22215,7 +21285,6 @@
           <w:p>
             <w:pPr>
               <w:pStyle w:val="Compact"/>
-              <w:jc w:val="left"/>
             </w:pPr>
             <w:r>
               <w:t xml:space="preserve">5</w:t>
@@ -22229,7 +21298,6 @@
           <w:p>
             <w:pPr>
               <w:pStyle w:val="Compact"/>
-              <w:jc w:val="left"/>
             </w:pPr>
             <w:r>
               <w:rPr>
@@ -22245,7 +21313,6 @@
           <w:p>
             <w:pPr>
               <w:pStyle w:val="Compact"/>
-              <w:jc w:val="left"/>
             </w:pPr>
             <w:r>
               <w:t xml:space="preserve">Includes 5 high-quality, peer-reviewed sources with required diversity in study types (quantitative, qualitative, mixed methods, systematic review).</w:t>
@@ -22257,7 +21324,6 @@
           <w:p>
             <w:pPr>
               <w:pStyle w:val="Compact"/>
-              <w:jc w:val="left"/>
             </w:pPr>
             <w:r>
               <w:t xml:space="preserve">10</w:t>
@@ -22271,7 +21337,6 @@
           <w:p>
             <w:pPr>
               <w:pStyle w:val="Compact"/>
-              <w:jc w:val="left"/>
             </w:pPr>
             <w:r>
               <w:rPr>
@@ -22287,7 +21352,6 @@
           <w:p>
             <w:pPr>
               <w:pStyle w:val="Compact"/>
-              <w:jc w:val="left"/>
             </w:pPr>
             <w:r>
               <w:t xml:space="preserve">Provides concise, thorough summaries of purpose, scope, and findings for each article; demonstrates strong understanding of source content.</w:t>
@@ -22299,7 +21363,6 @@
           <w:p>
             <w:pPr>
               <w:pStyle w:val="Compact"/>
-              <w:jc w:val="left"/>
             </w:pPr>
             <w:r>
               <w:t xml:space="preserve">20</w:t>
@@ -22313,7 +21376,6 @@
           <w:p>
             <w:pPr>
               <w:pStyle w:val="Compact"/>
-              <w:jc w:val="left"/>
             </w:pPr>
             <w:r>
               <w:rPr>
@@ -22329,7 +21391,6 @@
           <w:p>
             <w:pPr>
               <w:pStyle w:val="Compact"/>
-              <w:jc w:val="left"/>
             </w:pPr>
             <w:r>
               <w:t xml:space="preserve">Correctly identifies article type and research methodology for each source, with clear distinctions between primary and secondary research.</w:t>
@@ -22341,7 +21402,6 @@
           <w:p>
             <w:pPr>
               <w:pStyle w:val="Compact"/>
-              <w:jc w:val="left"/>
             </w:pPr>
             <w:r>
               <w:t xml:space="preserve">10</w:t>
@@ -22355,7 +21415,6 @@
           <w:p>
             <w:pPr>
               <w:pStyle w:val="Compact"/>
-              <w:jc w:val="left"/>
             </w:pPr>
             <w:r>
               <w:rPr>
@@ -22371,7 +21430,6 @@
           <w:p>
             <w:pPr>
               <w:pStyle w:val="Compact"/>
-              <w:jc w:val="left"/>
             </w:pPr>
             <w:r>
               <w:t xml:space="preserve">Thoroughly evaluates author credentials, publication date, and relevance of currency to the topic for each article.</w:t>
@@ -22383,7 +21441,6 @@
           <w:p>
             <w:pPr>
               <w:pStyle w:val="Compact"/>
-              <w:jc w:val="left"/>
             </w:pPr>
             <w:r>
               <w:t xml:space="preserve">10</w:t>
@@ -22397,7 +21454,6 @@
           <w:p>
             <w:pPr>
               <w:pStyle w:val="Compact"/>
-              <w:jc w:val="left"/>
             </w:pPr>
             <w:r>
               <w:rPr>
@@ -22413,7 +21469,6 @@
           <w:p>
             <w:pPr>
               <w:pStyle w:val="Compact"/>
-              <w:jc w:val="left"/>
             </w:pPr>
             <w:r>
               <w:t xml:space="preserve">Provides detailed and critical assessment of article purpose, content quality, any biases, and limitations; demonstrates insight and critical thinking.</w:t>
@@ -22425,7 +21480,6 @@
           <w:p>
             <w:pPr>
               <w:pStyle w:val="Compact"/>
-              <w:jc w:val="left"/>
             </w:pPr>
             <w:r>
               <w:t xml:space="preserve">15</w:t>
@@ -22439,7 +21493,6 @@
           <w:p>
             <w:pPr>
               <w:pStyle w:val="Compact"/>
-              <w:jc w:val="left"/>
             </w:pPr>
             <w:r>
               <w:rPr>
@@ -22455,7 +21508,6 @@
           <w:p>
             <w:pPr>
               <w:pStyle w:val="Compact"/>
-              <w:jc w:val="left"/>
             </w:pPr>
             <w:r>
               <w:t xml:space="preserve">Offers strong critique on each article’s trustworthiness based on journal reputation, peer-review status, methodology rigor, and citation frequency if applicable.</w:t>
@@ -22467,7 +21519,6 @@
           <w:p>
             <w:pPr>
               <w:pStyle w:val="Compact"/>
-              <w:jc w:val="left"/>
             </w:pPr>
             <w:r>
               <w:t xml:space="preserve">15</w:t>
@@ -22481,7 +21532,6 @@
           <w:p>
             <w:pPr>
               <w:pStyle w:val="Compact"/>
-              <w:jc w:val="left"/>
             </w:pPr>
             <w:r>
               <w:rPr>
@@ -22497,7 +21547,6 @@
           <w:p>
             <w:pPr>
               <w:pStyle w:val="Compact"/>
-              <w:jc w:val="left"/>
             </w:pPr>
             <w:r>
               <w:t xml:space="preserve">Consistently follows APA 7th Edition for citations, references, and bibliography organization; alphabetized correctly and adheres to all formatting standards.</w:t>
@@ -22509,7 +21558,6 @@
           <w:p>
             <w:pPr>
               <w:pStyle w:val="Compact"/>
-              <w:jc w:val="left"/>
             </w:pPr>
             <w:r>
               <w:t xml:space="preserve">5</w:t>
@@ -22523,7 +21571,6 @@
           <w:p>
             <w:pPr>
               <w:pStyle w:val="Compact"/>
-              <w:jc w:val="left"/>
             </w:pPr>
             <w:r>
               <w:rPr>
@@ -22539,7 +21586,6 @@
           <w:p>
             <w:pPr>
               <w:pStyle w:val="Compact"/>
-              <w:jc w:val="left"/>
             </w:pPr>
             <w:r>
               <w:t xml:space="preserve">Writing is clear, professional, and free of errors; annotations are well-organized and concise with a coherent flow.</w:t>
@@ -22551,7 +21597,6 @@
           <w:p>
             <w:pPr>
               <w:pStyle w:val="Compact"/>
-              <w:jc w:val="left"/>
             </w:pPr>
             <w:r>
               <w:t xml:space="preserve">10</w:t>
@@ -22565,7 +21610,6 @@
           <w:p>
             <w:pPr>
               <w:pStyle w:val="Compact"/>
-              <w:jc w:val="left"/>
             </w:pPr>
             <w:r>
               <w:rPr>
@@ -22589,7 +21633,6 @@
           <w:p>
             <w:pPr>
               <w:pStyle w:val="Compact"/>
-              <w:jc w:val="left"/>
             </w:pPr>
             <w:r>
               <w:rPr>
@@ -23112,7 +22155,6 @@
           <w:p>
             <w:pPr>
               <w:pStyle w:val="Compact"/>
-              <w:jc w:val="left"/>
             </w:pPr>
             <w:r>
               <w:rPr>
@@ -23128,7 +22170,6 @@
           <w:p>
             <w:pPr>
               <w:pStyle w:val="Compact"/>
-              <w:jc w:val="left"/>
             </w:pPr>
             <w:r>
               <w:rPr>
@@ -23144,7 +22185,6 @@
           <w:p>
             <w:pPr>
               <w:pStyle w:val="Compact"/>
-              <w:jc w:val="left"/>
             </w:pPr>
             <w:r>
               <w:rPr>
@@ -23162,7 +22202,6 @@
           <w:p>
             <w:pPr>
               <w:pStyle w:val="Compact"/>
-              <w:jc w:val="left"/>
             </w:pPr>
             <w:r>
               <w:rPr>
@@ -23178,7 +22217,6 @@
           <w:p>
             <w:pPr>
               <w:pStyle w:val="Compact"/>
-              <w:jc w:val="left"/>
             </w:pPr>
             <w:r>
               <w:t xml:space="preserve">Clearly and concisely describes leadership interests with a strong, focused statement on the research topic. The topic introduction is compelling and engaging.</w:t>
@@ -23190,7 +22228,6 @@
           <w:p>
             <w:pPr>
               <w:pStyle w:val="Compact"/>
-              <w:jc w:val="left"/>
             </w:pPr>
             <w:r>
               <w:t xml:space="preserve">15</w:t>
@@ -23204,7 +22241,6 @@
           <w:p>
             <w:pPr>
               <w:pStyle w:val="Compact"/>
-              <w:jc w:val="left"/>
             </w:pPr>
             <w:r>
               <w:rPr>
@@ -23220,7 +22256,6 @@
           <w:p>
             <w:pPr>
               <w:pStyle w:val="Compact"/>
-              <w:jc w:val="left"/>
             </w:pPr>
             <w:r>
               <w:t xml:space="preserve">Thoughtful analysis of relevant servant leadership characteristics, demonstrating a deep understanding of relevance to the research interest.</w:t>
@@ -23232,7 +22267,6 @@
           <w:p>
             <w:pPr>
               <w:pStyle w:val="Compact"/>
-              <w:jc w:val="left"/>
             </w:pPr>
             <w:r>
               <w:t xml:space="preserve">20</w:t>
@@ -23246,7 +22280,6 @@
           <w:p>
             <w:pPr>
               <w:pStyle w:val="Compact"/>
-              <w:jc w:val="left"/>
             </w:pPr>
             <w:r>
               <w:rPr>
@@ -23262,7 +22295,6 @@
           <w:p>
             <w:pPr>
               <w:pStyle w:val="Compact"/>
-              <w:jc w:val="left"/>
             </w:pPr>
             <w:r>
               <w:t xml:space="preserve">Each statement is precise, relevant, and clearly articulates topic, issue, and purpose, demonstrating readiness for scholarly inquiry.</w:t>
@@ -23274,7 +22306,6 @@
           <w:p>
             <w:pPr>
               <w:pStyle w:val="Compact"/>
-              <w:jc w:val="left"/>
             </w:pPr>
             <w:r>
               <w:t xml:space="preserve">20</w:t>
@@ -23288,7 +22319,6 @@
           <w:p>
             <w:pPr>
               <w:pStyle w:val="Compact"/>
-              <w:jc w:val="left"/>
             </w:pPr>
             <w:r>
               <w:rPr>
@@ -23304,7 +22334,6 @@
           <w:p>
             <w:pPr>
               <w:pStyle w:val="Compact"/>
-              <w:jc w:val="left"/>
             </w:pPr>
             <w:r>
               <w:t xml:space="preserve">The research question is specific, researchable, and well-supported by rationale, providing a clear path for inquiry.</w:t>
@@ -23316,7 +22345,6 @@
           <w:p>
             <w:pPr>
               <w:pStyle w:val="Compact"/>
-              <w:jc w:val="left"/>
             </w:pPr>
             <w:r>
               <w:t xml:space="preserve">20</w:t>
@@ -23330,7 +22358,6 @@
           <w:p>
             <w:pPr>
               <w:pStyle w:val="Compact"/>
-              <w:jc w:val="left"/>
             </w:pPr>
             <w:r>
               <w:rPr>
@@ -23346,7 +22373,6 @@
           <w:p>
             <w:pPr>
               <w:pStyle w:val="Compact"/>
-              <w:jc w:val="left"/>
             </w:pPr>
             <w:r>
               <w:t xml:space="preserve">Provides strong, reflective reasoning for topic selection and connects to personal/professional interests in a meaningful way.</w:t>
@@ -23358,7 +22384,6 @@
           <w:p>
             <w:pPr>
               <w:pStyle w:val="Compact"/>
-              <w:jc w:val="left"/>
             </w:pPr>
             <w:r>
               <w:t xml:space="preserve">10</w:t>
@@ -23372,7 +22397,6 @@
           <w:p>
             <w:pPr>
               <w:pStyle w:val="Compact"/>
-              <w:jc w:val="left"/>
             </w:pPr>
             <w:r>
               <w:rPr>
@@ -23388,7 +22412,6 @@
           <w:p>
             <w:pPr>
               <w:pStyle w:val="Compact"/>
-              <w:jc w:val="left"/>
             </w:pPr>
             <w:r>
               <w:t xml:space="preserve">Reference list and in-text citations are complete, accurate, and consistently follow APA 7 format; formatting is excellent.</w:t>
@@ -23400,7 +22423,6 @@
           <w:p>
             <w:pPr>
               <w:pStyle w:val="Compact"/>
-              <w:jc w:val="left"/>
             </w:pPr>
             <w:r>
               <w:t xml:space="preserve">10</w:t>
@@ -23414,7 +22436,6 @@
           <w:p>
             <w:pPr>
               <w:pStyle w:val="Compact"/>
-              <w:jc w:val="left"/>
             </w:pPr>
             <w:r>
               <w:rPr>
@@ -23430,7 +22451,6 @@
           <w:p>
             <w:pPr>
               <w:pStyle w:val="Compact"/>
-              <w:jc w:val="left"/>
             </w:pPr>
             <w:r>
               <w:t xml:space="preserve">Paper is well-organized, flows logically, and adheres to length requirements. Writing is clear, concise, and engaging.</w:t>
@@ -23442,7 +22462,6 @@
           <w:p>
             <w:pPr>
               <w:pStyle w:val="Compact"/>
-              <w:jc w:val="left"/>
             </w:pPr>
             <w:r>
               <w:t xml:space="preserve">5</w:t>
@@ -23456,7 +22475,6 @@
           <w:p>
             <w:pPr>
               <w:pStyle w:val="Compact"/>
-              <w:jc w:val="left"/>
             </w:pPr>
             <w:r>
               <w:rPr>
@@ -23480,7 +22498,6 @@
           <w:p>
             <w:pPr>
               <w:pStyle w:val="Compact"/>
-              <w:jc w:val="left"/>
             </w:pPr>
             <w:r>
               <w:rPr>
@@ -23893,7 +22910,6 @@
           <w:p>
             <w:pPr>
               <w:pStyle w:val="Compact"/>
-              <w:jc w:val="left"/>
             </w:pPr>
             <w:r>
               <w:rPr>
@@ -23909,7 +22925,6 @@
           <w:p>
             <w:pPr>
               <w:pStyle w:val="Compact"/>
-              <w:jc w:val="left"/>
             </w:pPr>
             <w:r>
               <w:rPr>
@@ -23925,7 +22940,6 @@
           <w:p>
             <w:pPr>
               <w:pStyle w:val="Compact"/>
-              <w:jc w:val="left"/>
             </w:pPr>
             <w:r>
               <w:rPr>
@@ -23943,7 +22957,6 @@
           <w:p>
             <w:pPr>
               <w:pStyle w:val="Compact"/>
-              <w:jc w:val="left"/>
             </w:pPr>
             <w:r>
               <w:rPr>
@@ -23959,7 +22972,6 @@
           <w:p>
             <w:pPr>
               <w:pStyle w:val="Compact"/>
-              <w:jc w:val="left"/>
             </w:pPr>
             <w:r>
               <w:t xml:space="preserve">Provides a clear and engaging introduction that contextualizes the topic within leadership research. Effectively introduces the scoping review’s aims, addresses key questions, and presents a focused research question that guides the review.</w:t>
@@ -23971,7 +22983,6 @@
           <w:p>
             <w:pPr>
               <w:pStyle w:val="Compact"/>
-              <w:jc w:val="left"/>
             </w:pPr>
             <w:r>
               <w:t xml:space="preserve">10</w:t>
@@ -23985,7 +22996,6 @@
           <w:p>
             <w:pPr>
               <w:pStyle w:val="Compact"/>
-              <w:jc w:val="left"/>
             </w:pPr>
             <w:r>
               <w:rPr>
@@ -24001,7 +23011,6 @@
           <w:p>
             <w:pPr>
               <w:pStyle w:val="Compact"/>
-              <w:jc w:val="left"/>
             </w:pPr>
             <w:r>
               <w:t xml:space="preserve">Describe the search strategy, including keywords, databases, and selection criteria.</w:t>
@@ -24013,7 +23022,6 @@
           <w:p>
             <w:pPr>
               <w:pStyle w:val="Compact"/>
-              <w:jc w:val="left"/>
             </w:pPr>
             <w:r>
               <w:t xml:space="preserve">15</w:t>
@@ -24027,7 +23035,6 @@
           <w:p>
             <w:pPr>
               <w:pStyle w:val="Compact"/>
-              <w:jc w:val="left"/>
             </w:pPr>
             <w:r>
               <w:rPr>
@@ -24043,7 +23050,6 @@
           <w:p>
             <w:pPr>
               <w:pStyle w:val="Compact"/>
-              <w:jc w:val="left"/>
             </w:pPr>
             <w:r>
               <w:t xml:space="preserve">Include your search strategy table showing how you found and narrowed sources. Include 1-2 paragraphs explaining the table.</w:t>
@@ -24055,7 +23061,6 @@
           <w:p>
             <w:pPr>
               <w:pStyle w:val="Compact"/>
-              <w:jc w:val="left"/>
             </w:pPr>
             <w:r>
               <w:t xml:space="preserve">10</w:t>
@@ -24069,7 +23074,6 @@
           <w:p>
             <w:pPr>
               <w:pStyle w:val="Compact"/>
-              <w:jc w:val="left"/>
             </w:pPr>
             <w:r>
               <w:rPr>
@@ -24085,7 +23089,6 @@
           <w:p>
             <w:pPr>
               <w:pStyle w:val="Compact"/>
-              <w:jc w:val="left"/>
             </w:pPr>
             <w:r>
               <w:t xml:space="preserve">Organizes findings into well-defined themes or categories that reflect key trends and concepts. Summarize relevant findings that reflect key trends and concepts. Note common findings across studies, unique insights from specific articles, and contrasts or differences</w:t>
@@ -24097,7 +23100,6 @@
           <w:p>
             <w:pPr>
               <w:pStyle w:val="Compact"/>
-              <w:jc w:val="left"/>
             </w:pPr>
             <w:r>
               <w:t xml:space="preserve">25</w:t>
@@ -24111,7 +23113,6 @@
           <w:p>
             <w:pPr>
               <w:pStyle w:val="Compact"/>
-              <w:jc w:val="left"/>
             </w:pPr>
             <w:r>
               <w:rPr>
@@ -24127,7 +23128,6 @@
           <w:p>
             <w:pPr>
               <w:pStyle w:val="Compact"/>
-              <w:jc w:val="left"/>
             </w:pPr>
             <w:r>
               <w:t xml:space="preserve">Offers insightful analysis of your results, discussing how they enhance understanding of the leadership topic. Identifies significant research gaps, discusses limitations within the literature, and suggests meaningful directions for future research.</w:t>
@@ -24139,7 +23139,6 @@
           <w:p>
             <w:pPr>
               <w:pStyle w:val="Compact"/>
-              <w:jc w:val="left"/>
             </w:pPr>
             <w:r>
               <w:t xml:space="preserve">20</w:t>
@@ -24153,7 +23152,6 @@
           <w:p>
             <w:pPr>
               <w:pStyle w:val="Compact"/>
-              <w:jc w:val="left"/>
             </w:pPr>
             <w:r>
               <w:rPr>
@@ -24169,7 +23167,6 @@
           <w:p>
             <w:pPr>
               <w:pStyle w:val="Compact"/>
-              <w:jc w:val="left"/>
             </w:pPr>
             <w:r>
               <w:t xml:space="preserve">Summarizes the scoping review’s main insights, emphasizing key findings and research gaps. Conveys the topic’s significance and its potential impact or application in leadership practice.</w:t>
@@ -24181,7 +23178,6 @@
           <w:p>
             <w:pPr>
               <w:pStyle w:val="Compact"/>
-              <w:jc w:val="left"/>
             </w:pPr>
             <w:r>
               <w:t xml:space="preserve">5</w:t>
@@ -24195,7 +23191,6 @@
           <w:p>
             <w:pPr>
               <w:pStyle w:val="Compact"/>
-              <w:jc w:val="left"/>
             </w:pPr>
             <w:r>
               <w:rPr>
@@ -24211,7 +23206,6 @@
           <w:p>
             <w:pPr>
               <w:pStyle w:val="Compact"/>
-              <w:jc w:val="left"/>
             </w:pPr>
             <w:r>
               <w:t xml:space="preserve">Follows APA 7th Edition formatting for title page, in-text citations, references, and headings. Presentation is clear, concise, and well-organized, with a logical flow between sections</w:t>
@@ -24223,7 +23217,6 @@
           <w:p>
             <w:pPr>
               <w:pStyle w:val="Compact"/>
-              <w:jc w:val="left"/>
             </w:pPr>
             <w:r>
               <w:t xml:space="preserve">10</w:t>
@@ -24237,7 +23230,6 @@
           <w:p>
             <w:pPr>
               <w:pStyle w:val="Compact"/>
-              <w:jc w:val="left"/>
             </w:pPr>
             <w:r>
               <w:rPr>
@@ -24253,7 +23245,6 @@
           <w:p>
             <w:pPr>
               <w:pStyle w:val="Compact"/>
-              <w:jc w:val="left"/>
             </w:pPr>
             <w:r>
               <w:t xml:space="preserve">Writing is scholarly, concise, and free of grammatical errors. Ideas are clearly presented and contribute to an informative, cohesive review.</w:t>
@@ -24265,7 +23256,6 @@
           <w:p>
             <w:pPr>
               <w:pStyle w:val="Compact"/>
-              <w:jc w:val="left"/>
             </w:pPr>
             <w:r>
               <w:t xml:space="preserve">5</w:t>
@@ -24279,7 +23269,6 @@
           <w:p>
             <w:pPr>
               <w:pStyle w:val="Compact"/>
-              <w:jc w:val="left"/>
             </w:pPr>
             <w:r>
               <w:rPr>
@@ -24303,7 +23292,6 @@
           <w:p>
             <w:pPr>
               <w:pStyle w:val="Compact"/>
-              <w:jc w:val="left"/>
             </w:pPr>
             <w:r>
               <w:rPr>
@@ -24541,7 +23529,6 @@
           <w:p>
             <w:pPr>
               <w:pStyle w:val="Compact"/>
-              <w:jc w:val="left"/>
             </w:pPr>
             <w:r>
               <w:rPr>
@@ -24557,7 +23544,6 @@
           <w:p>
             <w:pPr>
               <w:pStyle w:val="Compact"/>
-              <w:jc w:val="left"/>
             </w:pPr>
             <w:r>
               <w:rPr>
@@ -24573,7 +23559,6 @@
           <w:p>
             <w:pPr>
               <w:pStyle w:val="Compact"/>
-              <w:jc w:val="left"/>
             </w:pPr>
             <w:r>
               <w:rPr>
@@ -24591,7 +23576,6 @@
           <w:p>
             <w:pPr>
               <w:pStyle w:val="Compact"/>
-              <w:jc w:val="left"/>
             </w:pPr>
             <w:r>
               <w:rPr>
@@ -24607,7 +23591,6 @@
           <w:p>
             <w:pPr>
               <w:pStyle w:val="Compact"/>
-              <w:jc w:val="left"/>
             </w:pPr>
             <w:r>
               <w:t xml:space="preserve">Provides a clear, concise background that builds a compelling argument for the study’s importance. Draws effectively on both literature and personal/professional experience to establish relevance and context.</w:t>
@@ -24619,7 +23602,6 @@
           <w:p>
             <w:pPr>
               <w:pStyle w:val="Compact"/>
-              <w:jc w:val="left"/>
             </w:pPr>
             <w:r>
               <w:t xml:space="preserve">25</w:t>
@@ -24633,7 +23615,6 @@
           <w:p>
             <w:pPr>
               <w:pStyle w:val="Compact"/>
-              <w:jc w:val="left"/>
             </w:pPr>
             <w:r>
               <w:rPr>
@@ -24649,7 +23630,6 @@
           <w:p>
             <w:pPr>
               <w:pStyle w:val="Compact"/>
-              <w:jc w:val="left"/>
             </w:pPr>
             <w:r>
               <w:t xml:space="preserve">Presents a focused, specific, and researchable question that aligns directly with the research problem and chosen methodology.</w:t>
@@ -24661,7 +23641,6 @@
           <w:p>
             <w:pPr>
               <w:pStyle w:val="Compact"/>
-              <w:jc w:val="left"/>
             </w:pPr>
             <w:r>
               <w:t xml:space="preserve">20</w:t>
@@ -24675,7 +23654,6 @@
           <w:p>
             <w:pPr>
               <w:pStyle w:val="Compact"/>
-              <w:jc w:val="left"/>
             </w:pPr>
             <w:r>
               <w:rPr>
@@ -24691,7 +23669,6 @@
           <w:p>
             <w:pPr>
               <w:pStyle w:val="Compact"/>
-              <w:jc w:val="left"/>
             </w:pPr>
             <w:r>
               <w:t xml:space="preserve">Clearly explain your proposed track (primary research or systematic literature review) and why it is suitable for addressing the research question. Describes data gathering and analysis strategies effectively.</w:t>
@@ -24703,7 +23680,6 @@
           <w:p>
             <w:pPr>
               <w:pStyle w:val="Compact"/>
-              <w:jc w:val="left"/>
             </w:pPr>
             <w:r>
               <w:t xml:space="preserve">25</w:t>
@@ -24717,7 +23693,6 @@
           <w:p>
             <w:pPr>
               <w:pStyle w:val="Compact"/>
-              <w:jc w:val="left"/>
             </w:pPr>
             <w:r>
               <w:rPr>
@@ -24733,7 +23708,6 @@
           <w:p>
             <w:pPr>
               <w:pStyle w:val="Compact"/>
-              <w:jc w:val="left"/>
             </w:pPr>
             <w:r>
               <w:t xml:space="preserve">Summarizes the study’s significance, the research question, and track. Offers a compelling final rationale for the study’s relevance and chosen track.</w:t>
@@ -24745,7 +23719,6 @@
           <w:p>
             <w:pPr>
               <w:pStyle w:val="Compact"/>
-              <w:jc w:val="left"/>
             </w:pPr>
             <w:r>
               <w:t xml:space="preserve">10</w:t>
@@ -24759,7 +23732,6 @@
           <w:p>
             <w:pPr>
               <w:pStyle w:val="Compact"/>
-              <w:jc w:val="left"/>
             </w:pPr>
             <w:r>
               <w:rPr>
@@ -24775,7 +23747,6 @@
           <w:p>
             <w:pPr>
               <w:pStyle w:val="Compact"/>
-              <w:jc w:val="left"/>
             </w:pPr>
             <w:r>
               <w:t xml:space="preserve">Adheres to APA 7th Edition format for title page, references, in-text citations, and overall structure. Paper is well-organized, clear, and professional in presentation.</w:t>
@@ -24787,7 +23758,6 @@
           <w:p>
             <w:pPr>
               <w:pStyle w:val="Compact"/>
-              <w:jc w:val="left"/>
             </w:pPr>
             <w:r>
               <w:t xml:space="preserve">10</w:t>
@@ -24801,7 +23771,6 @@
           <w:p>
             <w:pPr>
               <w:pStyle w:val="Compact"/>
-              <w:jc w:val="left"/>
             </w:pPr>
             <w:r>
               <w:rPr>
@@ -24817,7 +23786,6 @@
           <w:p>
             <w:pPr>
               <w:pStyle w:val="Compact"/>
-              <w:jc w:val="left"/>
             </w:pPr>
             <w:r>
               <w:t xml:space="preserve">Writing is concise, scholarly, and free from errors. Communicates ideas clearly and maintains a professional tone throughout.</w:t>
@@ -24829,7 +23797,6 @@
           <w:p>
             <w:pPr>
               <w:pStyle w:val="Compact"/>
-              <w:jc w:val="left"/>
             </w:pPr>
             <w:r>
               <w:t xml:space="preserve">10</w:t>
@@ -24843,7 +23810,6 @@
           <w:p>
             <w:pPr>
               <w:pStyle w:val="Compact"/>
-              <w:jc w:val="left"/>
             </w:pPr>
             <w:r>
               <w:rPr>
@@ -24867,7 +23833,6 @@
           <w:p>
             <w:pPr>
               <w:pStyle w:val="Compact"/>
-              <w:jc w:val="left"/>
             </w:pPr>
             <w:r>
               <w:rPr>
@@ -24880,7 +23845,7 @@
         </w:tc>
       </w:tr>
     </w:tbl>
-    <w:bookmarkStart w:id="142" w:name="refs"/>
+    <w:bookmarkStart w:id="143" w:name="refs"/>
     <w:bookmarkStart w:id="79" w:name="X669f8a7a474ac0dbd338c38f8bd0d505994ff22"/>
     <w:p>
       <w:pPr>
@@ -25208,7 +24173,7 @@
       </w:hyperlink>
     </w:p>
     <w:bookmarkEnd w:id="87"/>
-    <w:bookmarkStart w:id="88" w:name="ref-brownMedicalScienceEducators2020"/>
+    <w:bookmarkStart w:id="89" w:name="ref-brownMedicalScienceEducators2020"/>
     <w:p>
       <w:pPr>
         <w:pStyle w:val="Bibliography"/>
@@ -25257,7 +24222,7 @@
       <w:r>
         <w:t xml:space="preserve"> </w:t>
       </w:r>
-      <w:hyperlink r:id="rId30">
+      <w:hyperlink r:id="rId88">
         <w:r>
           <w:rPr>
             <w:rStyle w:val="Hyperlink"/>
@@ -25266,8 +24231,8 @@
         </w:r>
       </w:hyperlink>
     </w:p>
-    <w:bookmarkEnd w:id="88"/>
-    <w:bookmarkStart w:id="90" w:name="Xa24b98744bda74051ea61a3c745b3b553fa7301"/>
+    <w:bookmarkEnd w:id="89"/>
+    <w:bookmarkStart w:id="91" w:name="Xa24b98744bda74051ea61a3c745b3b553fa7301"/>
     <w:p>
       <w:pPr>
         <w:pStyle w:val="Bibliography"/>
@@ -25334,7 +24299,7 @@
       <w:r>
         <w:t xml:space="preserve"> </w:t>
       </w:r>
-      <w:hyperlink r:id="rId89">
+      <w:hyperlink r:id="rId90">
         <w:r>
           <w:rPr>
             <w:rStyle w:val="Hyperlink"/>
@@ -25343,8 +24308,8 @@
         </w:r>
       </w:hyperlink>
     </w:p>
-    <w:bookmarkEnd w:id="90"/>
-    <w:bookmarkStart w:id="91" w:name="ref-cherryDoingSystematicReview2023"/>
+    <w:bookmarkEnd w:id="91"/>
+    <w:bookmarkStart w:id="92" w:name="ref-cherryDoingSystematicReview2023"/>
     <w:p>
       <w:pPr>
         <w:pStyle w:val="Bibliography"/>
@@ -25397,8 +24362,8 @@
         <w:t xml:space="preserve">(3rd ed.). Sage Publications.</w:t>
       </w:r>
     </w:p>
-    <w:bookmarkEnd w:id="91"/>
-    <w:bookmarkStart w:id="92" w:name="Xc6dddd355322a9848a60da12e6265a89ea5eb55"/>
+    <w:bookmarkEnd w:id="92"/>
+    <w:bookmarkStart w:id="93" w:name="Xc6dddd355322a9848a60da12e6265a89ea5eb55"/>
     <w:p>
       <w:pPr>
         <w:pStyle w:val="Bibliography"/>
@@ -25448,8 +24413,8 @@
         <w:t xml:space="preserve">. Pearson.</w:t>
       </w:r>
     </w:p>
-    <w:bookmarkEnd w:id="92"/>
-    <w:bookmarkStart w:id="94" w:name="ref-coetzerFunctionsServantLeader2017"/>
+    <w:bookmarkEnd w:id="93"/>
+    <w:bookmarkStart w:id="95" w:name="ref-coetzerFunctionsServantLeader2017"/>
     <w:p>
       <w:pPr>
         <w:pStyle w:val="Bibliography"/>
@@ -25486,7 +24451,7 @@
       <w:r>
         <w:t xml:space="preserve"> </w:t>
       </w:r>
-      <w:hyperlink r:id="rId93">
+      <w:hyperlink r:id="rId94">
         <w:r>
           <w:rPr>
             <w:rStyle w:val="Hyperlink"/>
@@ -25495,8 +24460,8 @@
         </w:r>
       </w:hyperlink>
     </w:p>
-    <w:bookmarkEnd w:id="94"/>
-    <w:bookmarkStart w:id="95" w:name="ref-geislerWorldsApartHandbook2003"/>
+    <w:bookmarkEnd w:id="95"/>
+    <w:bookmarkStart w:id="96" w:name="ref-geislerWorldsApartHandbook2003"/>
     <w:p>
       <w:pPr>
         <w:pStyle w:val="Bibliography"/>
@@ -25558,8 +24523,8 @@
         <w:t xml:space="preserve">.</w:t>
       </w:r>
     </w:p>
-    <w:bookmarkEnd w:id="95"/>
-    <w:bookmarkStart w:id="96" w:name="X801e3ad7473cbb29083e02e06988dbbd5a0ed6f"/>
+    <w:bookmarkEnd w:id="96"/>
+    <w:bookmarkStart w:id="97" w:name="X801e3ad7473cbb29083e02e06988dbbd5a0ed6f"/>
     <w:p>
       <w:pPr>
         <w:pStyle w:val="Bibliography"/>
@@ -25581,8 +24546,8 @@
         <w:t xml:space="preserve">. YouTube.</w:t>
       </w:r>
     </w:p>
-    <w:bookmarkEnd w:id="96"/>
-    <w:bookmarkStart w:id="97" w:name="Xf91d6b14b3b73f190eaee2ce5d14f77adb4044f"/>
+    <w:bookmarkEnd w:id="97"/>
+    <w:bookmarkStart w:id="98" w:name="Xf91d6b14b3b73f190eaee2ce5d14f77adb4044f"/>
     <w:p>
       <w:pPr>
         <w:pStyle w:val="Bibliography"/>
@@ -25653,8 +24618,8 @@
         <w:t xml:space="preserve">. Paulist Pr.</w:t>
       </w:r>
     </w:p>
-    <w:bookmarkEnd w:id="97"/>
-    <w:bookmarkStart w:id="99" w:name="ref-guptaHowWriteScoping2023"/>
+    <w:bookmarkEnd w:id="98"/>
+    <w:bookmarkStart w:id="100" w:name="ref-guptaHowWriteScoping2023"/>
     <w:p>
       <w:pPr>
         <w:pStyle w:val="Bibliography"/>
@@ -25703,7 +24668,7 @@
       <w:r>
         <w:t xml:space="preserve"> </w:t>
       </w:r>
-      <w:hyperlink r:id="rId98">
+      <w:hyperlink r:id="rId99">
         <w:r>
           <w:rPr>
             <w:rStyle w:val="Hyperlink"/>
@@ -25712,8 +24677,8 @@
         </w:r>
       </w:hyperlink>
     </w:p>
-    <w:bookmarkEnd w:id="99"/>
-    <w:bookmarkStart w:id="100" w:name="ref-hallHowUseYour2019"/>
+    <w:bookmarkEnd w:id="100"/>
+    <w:bookmarkStart w:id="101" w:name="ref-hallHowUseYour2019"/>
     <w:p>
       <w:pPr>
         <w:pStyle w:val="Bibliography"/>
@@ -25735,8 +24700,8 @@
         <w:t xml:space="preserve">. YouTube.</w:t>
       </w:r>
     </w:p>
-    <w:bookmarkEnd w:id="100"/>
-    <w:bookmarkStart w:id="101" w:name="ref-hallHowWriteResearch2019"/>
+    <w:bookmarkEnd w:id="101"/>
+    <w:bookmarkStart w:id="102" w:name="ref-hallHowWriteResearch2019"/>
     <w:p>
       <w:pPr>
         <w:pStyle w:val="Bibliography"/>
@@ -25758,8 +24723,8 @@
         <w:t xml:space="preserve">. YouTube.</w:t>
       </w:r>
     </w:p>
-    <w:bookmarkEnd w:id="101"/>
-    <w:bookmarkStart w:id="102" w:name="ref-hansonOralTraditions2009"/>
+    <w:bookmarkEnd w:id="102"/>
+    <w:bookmarkStart w:id="103" w:name="ref-hansonOralTraditions2009"/>
     <w:p>
       <w:pPr>
         <w:pStyle w:val="Bibliography"/>
@@ -25781,8 +24746,8 @@
         <w:t xml:space="preserve">. First Nations Studies Program, University of British Columbia.</w:t>
       </w:r>
     </w:p>
-    <w:bookmarkEnd w:id="102"/>
-    <w:bookmarkStart w:id="103" w:name="X0358614eaef7588623bb8b41b44458214ab4f15"/>
+    <w:bookmarkEnd w:id="103"/>
+    <w:bookmarkStart w:id="104" w:name="X0358614eaef7588623bb8b41b44458214ab4f15"/>
     <w:p>
       <w:pPr>
         <w:pStyle w:val="Bibliography"/>
@@ -25804,8 +24769,8 @@
         <w:t xml:space="preserve">. YouTube.</w:t>
       </w:r>
     </w:p>
-    <w:bookmarkEnd w:id="103"/>
-    <w:bookmarkStart w:id="104" w:name="ref-israelResearchEthicsSocial2006"/>
+    <w:bookmarkEnd w:id="104"/>
+    <w:bookmarkStart w:id="105" w:name="ref-israelResearchEthicsSocial2006"/>
     <w:p>
       <w:pPr>
         <w:pStyle w:val="Bibliography"/>
@@ -25827,8 +24792,8 @@
         <w:t xml:space="preserve">. SAGE Publications.</w:t>
       </w:r>
     </w:p>
-    <w:bookmarkEnd w:id="104"/>
-    <w:bookmarkStart w:id="105" w:name="Xdea4d342e798b4af9a318bcbcbcec5ebd435c64"/>
+    <w:bookmarkEnd w:id="105"/>
+    <w:bookmarkStart w:id="106" w:name="Xdea4d342e798b4af9a318bcbcbcec5ebd435c64"/>
     <w:p>
       <w:pPr>
         <w:pStyle w:val="Bibliography"/>
@@ -25906,8 +24871,8 @@
         <w:t xml:space="preserve">. Oxford University Press.</w:t>
       </w:r>
     </w:p>
-    <w:bookmarkEnd w:id="105"/>
-    <w:bookmarkStart w:id="106" w:name="X84f5abf7819962fa74773f26e76ade661a628b8"/>
+    <w:bookmarkEnd w:id="106"/>
+    <w:bookmarkStart w:id="107" w:name="X84f5abf7819962fa74773f26e76ade661a628b8"/>
     <w:p>
       <w:pPr>
         <w:pStyle w:val="Bibliography"/>
@@ -25929,8 +24894,8 @@
         <w:t xml:space="preserve">. YouTube.</w:t>
       </w:r>
     </w:p>
-    <w:bookmarkEnd w:id="106"/>
-    <w:bookmarkStart w:id="107" w:name="Xb36e542fa15c7b21098bb69e21b4fec0e12534f"/>
+    <w:bookmarkEnd w:id="107"/>
+    <w:bookmarkStart w:id="108" w:name="Xb36e542fa15c7b21098bb69e21b4fec0e12534f"/>
     <w:p>
       <w:pPr>
         <w:pStyle w:val="Bibliography"/>
@@ -25980,8 +24945,8 @@
         <w:t xml:space="preserve">. YouTube.</w:t>
       </w:r>
     </w:p>
-    <w:bookmarkEnd w:id="107"/>
-    <w:bookmarkStart w:id="109" w:name="ref-kendallExploringGameplaySupport2025"/>
+    <w:bookmarkEnd w:id="108"/>
+    <w:bookmarkStart w:id="110" w:name="ref-kendallExploringGameplaySupport2025"/>
     <w:p>
       <w:pPr>
         <w:pStyle w:val="Bibliography"/>
@@ -26030,7 +24995,7 @@
       <w:r>
         <w:t xml:space="preserve"> </w:t>
       </w:r>
-      <w:hyperlink r:id="rId108">
+      <w:hyperlink r:id="rId109">
         <w:r>
           <w:rPr>
             <w:rStyle w:val="Hyperlink"/>
@@ -26039,8 +25004,8 @@
         </w:r>
       </w:hyperlink>
     </w:p>
-    <w:bookmarkEnd w:id="109"/>
-    <w:bookmarkStart w:id="110" w:name="ref-leedyPracticalResearchPlanning2010"/>
+    <w:bookmarkEnd w:id="110"/>
+    <w:bookmarkStart w:id="111" w:name="ref-leedyPracticalResearchPlanning2010"/>
     <w:p>
       <w:pPr>
         <w:pStyle w:val="Bibliography"/>
@@ -26093,8 +25058,8 @@
         <w:t xml:space="preserve">(9th ed.). Pearson.</w:t>
       </w:r>
     </w:p>
-    <w:bookmarkEnd w:id="110"/>
-    <w:bookmarkStart w:id="112" w:name="ref-levacScopingStudiesAdvancing2010"/>
+    <w:bookmarkEnd w:id="111"/>
+    <w:bookmarkStart w:id="113" w:name="ref-levacScopingStudiesAdvancing2010"/>
     <w:p>
       <w:pPr>
         <w:pStyle w:val="Bibliography"/>
@@ -26143,7 +25108,7 @@
       <w:r>
         <w:t xml:space="preserve"> </w:t>
       </w:r>
-      <w:hyperlink r:id="rId111">
+      <w:hyperlink r:id="rId112">
         <w:r>
           <w:rPr>
             <w:rStyle w:val="Hyperlink"/>
@@ -26152,8 +25117,8 @@
         </w:r>
       </w:hyperlink>
     </w:p>
-    <w:bookmarkEnd w:id="112"/>
-    <w:bookmarkStart w:id="113" w:name="ref-mackQualitativeResearchMethods2009"/>
+    <w:bookmarkEnd w:id="113"/>
+    <w:bookmarkStart w:id="114" w:name="ref-mackQualitativeResearchMethods2009"/>
     <w:p>
       <w:pPr>
         <w:pStyle w:val="Bibliography"/>
@@ -26187,8 +25152,8 @@
         <w:t xml:space="preserve">.</w:t>
       </w:r>
     </w:p>
-    <w:bookmarkEnd w:id="113"/>
-    <w:bookmarkStart w:id="114" w:name="ref-mastrodonatoResearchGuidesLibrary"/>
+    <w:bookmarkEnd w:id="114"/>
+    <w:bookmarkStart w:id="115" w:name="ref-mastrodonatoResearchGuidesLibrary"/>
     <w:p>
       <w:pPr>
         <w:pStyle w:val="Bibliography"/>
@@ -26329,8 +25294,8 @@
         <w:t xml:space="preserve"> https://libguides.wustl.edu/c.php?g=47119&amp;p=302677.</w:t>
       </w:r>
     </w:p>
-    <w:bookmarkEnd w:id="114"/>
-    <w:bookmarkStart w:id="116" w:name="X7e10997e6ea1bff976331dccbfd1b4f3bfa46bc"/>
+    <w:bookmarkEnd w:id="115"/>
+    <w:bookmarkStart w:id="117" w:name="X7e10997e6ea1bff976331dccbfd1b4f3bfa46bc"/>
     <w:p>
       <w:pPr>
         <w:pStyle w:val="Bibliography"/>
@@ -26367,7 +25332,7 @@
       <w:r>
         <w:t xml:space="preserve"> </w:t>
       </w:r>
-      <w:hyperlink r:id="rId115">
+      <w:hyperlink r:id="rId116">
         <w:r>
           <w:rPr>
             <w:rStyle w:val="Hyperlink"/>
@@ -26376,8 +25341,8 @@
         </w:r>
       </w:hyperlink>
     </w:p>
-    <w:bookmarkEnd w:id="116"/>
-    <w:bookmarkStart w:id="118" w:name="Xa40da3d77b1edab067fcf385d4784c48c6a2c0e"/>
+    <w:bookmarkEnd w:id="117"/>
+    <w:bookmarkStart w:id="119" w:name="Xa40da3d77b1edab067fcf385d4784c48c6a2c0e"/>
     <w:p>
       <w:pPr>
         <w:pStyle w:val="Bibliography"/>
@@ -26414,7 +25379,7 @@
       <w:r>
         <w:t xml:space="preserve"> </w:t>
       </w:r>
-      <w:hyperlink r:id="rId117">
+      <w:hyperlink r:id="rId118">
         <w:r>
           <w:rPr>
             <w:rStyle w:val="Hyperlink"/>
@@ -26423,8 +25388,8 @@
         </w:r>
       </w:hyperlink>
     </w:p>
-    <w:bookmarkEnd w:id="118"/>
-    <w:bookmarkStart w:id="119" w:name="ref-michiganmedicineWhatMixedMethods2023"/>
+    <w:bookmarkEnd w:id="119"/>
+    <w:bookmarkStart w:id="120" w:name="ref-michiganmedicineWhatMixedMethods2023"/>
     <w:p>
       <w:pPr>
         <w:pStyle w:val="Bibliography"/>
@@ -26446,8 +25411,8 @@
         <w:t xml:space="preserve"> YouTube.</w:t>
       </w:r>
     </w:p>
-    <w:bookmarkEnd w:id="119"/>
-    <w:bookmarkStart w:id="120" w:name="ref-murariImpactServantLeadership2012"/>
+    <w:bookmarkEnd w:id="120"/>
+    <w:bookmarkStart w:id="121" w:name="ref-murariImpactServantLeadership2012"/>
     <w:p>
       <w:pPr>
         <w:pStyle w:val="Bibliography"/>
@@ -26469,8 +25434,8 @@
         <w:t xml:space="preserve">.</w:t>
       </w:r>
     </w:p>
-    <w:bookmarkEnd w:id="120"/>
-    <w:bookmarkStart w:id="121" w:name="ref-nibertBoyersModelScholarship"/>
+    <w:bookmarkEnd w:id="121"/>
+    <w:bookmarkStart w:id="122" w:name="ref-nibertBoyersModelScholarship"/>
     <w:p>
       <w:pPr>
         <w:pStyle w:val="Bibliography"/>
@@ -26492,8 +25457,8 @@
         <w:t xml:space="preserve">.</w:t>
       </w:r>
     </w:p>
-    <w:bookmarkEnd w:id="121"/>
-    <w:bookmarkStart w:id="122" w:name="X678d474481007e03a54e469f40ef216a75cb70f"/>
+    <w:bookmarkEnd w:id="122"/>
+    <w:bookmarkStart w:id="123" w:name="X678d474481007e03a54e469f40ef216a75cb70f"/>
     <w:p>
       <w:pPr>
         <w:pStyle w:val="Bibliography"/>
@@ -26515,8 +25480,8 @@
         <w:t xml:space="preserve">. https://www.nwpolytech.ca/indigenous-services/seven-sacred-teachings.</w:t>
       </w:r>
     </w:p>
-    <w:bookmarkEnd w:id="122"/>
-    <w:bookmarkStart w:id="123" w:name="X96d11247a7db4c92012f125063c7ded53dc93e7"/>
+    <w:bookmarkEnd w:id="123"/>
+    <w:bookmarkStart w:id="124" w:name="X96d11247a7db4c92012f125063c7ded53dc93e7"/>
     <w:p>
       <w:pPr>
         <w:pStyle w:val="Bibliography"/>
@@ -26538,8 +25503,8 @@
         <w:t xml:space="preserve"> YouTube.</w:t>
       </w:r>
     </w:p>
-    <w:bookmarkEnd w:id="123"/>
-    <w:bookmarkStart w:id="125" w:name="X45e56e21664c8ce686ed8c223f5548ad67fd996"/>
+    <w:bookmarkEnd w:id="124"/>
+    <w:bookmarkStart w:id="126" w:name="X45e56e21664c8ce686ed8c223f5548ad67fd996"/>
     <w:p>
       <w:pPr>
         <w:pStyle w:val="Bibliography"/>
@@ -26588,7 +25553,7 @@
       <w:r>
         <w:t xml:space="preserve"> </w:t>
       </w:r>
-      <w:hyperlink r:id="rId124">
+      <w:hyperlink r:id="rId125">
         <w:r>
           <w:rPr>
             <w:rStyle w:val="Hyperlink"/>
@@ -26597,8 +25562,8 @@
         </w:r>
       </w:hyperlink>
     </w:p>
-    <w:bookmarkEnd w:id="125"/>
-    <w:bookmarkStart w:id="126" w:name="X44e7a3bdedefcc284abc304679b2f81e63d24ed"/>
+    <w:bookmarkEnd w:id="126"/>
+    <w:bookmarkStart w:id="127" w:name="X44e7a3bdedefcc284abc304679b2f81e63d24ed"/>
     <w:p>
       <w:pPr>
         <w:pStyle w:val="Bibliography"/>
@@ -26623,8 +25588,8 @@
         <w:t xml:space="preserve">(3rd ed.). Sage Publications.</w:t>
       </w:r>
     </w:p>
-    <w:bookmarkEnd w:id="126"/>
-    <w:bookmarkStart w:id="127" w:name="ref-pennerINQUIRY1SS3Inquiry2017"/>
+    <w:bookmarkEnd w:id="127"/>
+    <w:bookmarkStart w:id="128" w:name="ref-pennerINQUIRY1SS3Inquiry2017"/>
     <w:p>
       <w:pPr>
         <w:pStyle w:val="Bibliography"/>
@@ -26684,8 +25649,8 @@
         <w:t xml:space="preserve">[Syllabus]. McMaster University.</w:t>
       </w:r>
     </w:p>
-    <w:bookmarkEnd w:id="127"/>
-    <w:bookmarkStart w:id="129" w:name="ref-phamScopingReviewScoping2014"/>
+    <w:bookmarkEnd w:id="128"/>
+    <w:bookmarkStart w:id="130" w:name="ref-phamScopingReviewScoping2014"/>
     <w:p>
       <w:pPr>
         <w:pStyle w:val="Bibliography"/>
@@ -26734,7 +25699,7 @@
       <w:r>
         <w:t xml:space="preserve"> </w:t>
       </w:r>
-      <w:hyperlink r:id="rId128">
+      <w:hyperlink r:id="rId129">
         <w:r>
           <w:rPr>
             <w:rStyle w:val="Hyperlink"/>
@@ -26743,8 +25708,8 @@
         </w:r>
       </w:hyperlink>
     </w:p>
-    <w:bookmarkEnd w:id="129"/>
-    <w:bookmarkStart w:id="130" w:name="ref-priceSystematicVsScoping2021"/>
+    <w:bookmarkEnd w:id="130"/>
+    <w:bookmarkStart w:id="131" w:name="ref-priceSystematicVsScoping2021"/>
     <w:p>
       <w:pPr>
         <w:pStyle w:val="Bibliography"/>
@@ -26784,8 +25749,8 @@
         <w:t xml:space="preserve">’s the difference?</w:t>
       </w:r>
     </w:p>
-    <w:bookmarkEnd w:id="130"/>
-    <w:bookmarkStart w:id="131" w:name="Xa5a887aac14abc3b41262a01bdb4109feee4e68"/>
+    <w:bookmarkEnd w:id="131"/>
+    <w:bookmarkStart w:id="132" w:name="Xa5a887aac14abc3b41262a01bdb4109feee4e68"/>
     <w:p>
       <w:pPr>
         <w:pStyle w:val="Bibliography"/>
@@ -26807,8 +25772,8 @@
         <w:t xml:space="preserve">. Information Age Publishing.</w:t>
       </w:r>
     </w:p>
-    <w:bookmarkEnd w:id="131"/>
-    <w:bookmarkStart w:id="133" w:name="ref-sharmaHowWriteScoping2023"/>
+    <w:bookmarkEnd w:id="132"/>
+    <w:bookmarkStart w:id="134" w:name="ref-sharmaHowWriteScoping2023"/>
     <w:p>
       <w:pPr>
         <w:pStyle w:val="Bibliography"/>
@@ -26845,7 +25810,7 @@
       <w:r>
         <w:t xml:space="preserve"> </w:t>
       </w:r>
-      <w:hyperlink r:id="rId132">
+      <w:hyperlink r:id="rId133">
         <w:r>
           <w:rPr>
             <w:rStyle w:val="Hyperlink"/>
@@ -26854,8 +25819,8 @@
         </w:r>
       </w:hyperlink>
     </w:p>
-    <w:bookmarkEnd w:id="133"/>
-    <w:bookmarkStart w:id="134" w:name="ref-spearsCharacterServantLeadership2010"/>
+    <w:bookmarkEnd w:id="134"/>
+    <w:bookmarkStart w:id="135" w:name="ref-spearsCharacterServantLeadership2010"/>
     <w:p>
       <w:pPr>
         <w:pStyle w:val="Bibliography"/>
@@ -26902,8 +25867,8 @@
         <w:t xml:space="preserve">, 25–30.</w:t>
       </w:r>
     </w:p>
-    <w:bookmarkEnd w:id="134"/>
-    <w:bookmarkStart w:id="135" w:name="X78a4284bd1ea8de3ac86755bd7fae0506aa5c7f"/>
+    <w:bookmarkEnd w:id="135"/>
+    <w:bookmarkStart w:id="136" w:name="X78a4284bd1ea8de3ac86755bd7fae0506aa5c7f"/>
     <w:p>
       <w:pPr>
         <w:pStyle w:val="Bibliography"/>
@@ -26925,8 +25890,8 @@
         <w:t xml:space="preserve">.</w:t>
       </w:r>
     </w:p>
-    <w:bookmarkEnd w:id="135"/>
-    <w:bookmarkStart w:id="136" w:name="ref-HolyBibleEnglish2016"/>
+    <w:bookmarkEnd w:id="136"/>
+    <w:bookmarkStart w:id="137" w:name="ref-HolyBibleEnglish2016"/>
     <w:p>
       <w:pPr>
         <w:pStyle w:val="Bibliography"/>
@@ -26994,8 +25959,8 @@
         <w:t xml:space="preserve">(Text Edition 2016). (2016). Crossway Bibles, Good News Publishers.</w:t>
       </w:r>
     </w:p>
-    <w:bookmarkEnd w:id="136"/>
-    <w:bookmarkStart w:id="137" w:name="ref-HolyBibleNew2011"/>
+    <w:bookmarkEnd w:id="137"/>
+    <w:bookmarkStart w:id="138" w:name="ref-HolyBibleNew2011"/>
     <w:p>
       <w:pPr>
         <w:pStyle w:val="Bibliography"/>
@@ -27046,8 +26011,8 @@
         <w:t xml:space="preserve">. (2011). Biblica.</w:t>
       </w:r>
     </w:p>
-    <w:bookmarkEnd w:id="137"/>
-    <w:bookmarkStart w:id="138" w:name="Xcb3881be436ae2ed8004292735d18f0cdaa0ae7"/>
+    <w:bookmarkEnd w:id="138"/>
+    <w:bookmarkStart w:id="139" w:name="Xcb3881be436ae2ed8004292735d18f0cdaa0ae7"/>
     <w:p>
       <w:pPr>
         <w:pStyle w:val="Bibliography"/>
@@ -27069,8 +26034,8 @@
         <w:t xml:space="preserve">. Vimeo.</w:t>
       </w:r>
     </w:p>
-    <w:bookmarkEnd w:id="138"/>
-    <w:bookmarkStart w:id="139" w:name="X3eae47d138a8451ce9e6393adf84bbe13e382db"/>
+    <w:bookmarkEnd w:id="139"/>
+    <w:bookmarkStart w:id="140" w:name="X3eae47d138a8451ce9e6393adf84bbe13e382db"/>
     <w:p>
       <w:pPr>
         <w:pStyle w:val="Bibliography"/>
@@ -27092,8 +26057,8 @@
         <w:t xml:space="preserve">. YouTube.</w:t>
       </w:r>
     </w:p>
-    <w:bookmarkEnd w:id="139"/>
-    <w:bookmarkStart w:id="140" w:name="Xefbe61e1b9d00f7a7d06d5d22af2c21e90a0902"/>
+    <w:bookmarkEnd w:id="140"/>
+    <w:bookmarkStart w:id="141" w:name="Xefbe61e1b9d00f7a7d06d5d22af2c21e90a0902"/>
     <w:p>
       <w:pPr>
         <w:pStyle w:val="Bibliography"/>
@@ -27140,8 +26105,8 @@
         <w:t xml:space="preserve">(2), 114–132.</w:t>
       </w:r>
     </w:p>
-    <w:bookmarkEnd w:id="140"/>
-    <w:bookmarkStart w:id="141" w:name="ref-wilsonResearchCeremonyIndigenous2008"/>
+    <w:bookmarkEnd w:id="141"/>
+    <w:bookmarkStart w:id="142" w:name="ref-wilsonResearchCeremonyIndigenous2008"/>
     <w:p>
       <w:pPr>
         <w:pStyle w:val="Bibliography"/>
@@ -27191,9 +26156,13 @@
         <w:t xml:space="preserve">. Fernwood Publishing.</w:t>
       </w:r>
     </w:p>
-    <w:bookmarkEnd w:id="141"/>
     <w:bookmarkEnd w:id="142"/>
-    <w:sectPr/>
+    <w:bookmarkEnd w:id="143"/>
+    <w:sectPr>
+      <w:footnotePr>
+        <w:numRestart w:val="eachSect"/>
+      </w:footnotePr>
+    </w:sectPr>
   </w:body>
 </w:document>
 </file>
@@ -29546,8 +28515,6 @@
     </w:pPr>
     <w:rPr>
       <w:rFonts w:asciiTheme="majorHAnsi" w:cstheme="majorBidi" w:eastAsiaTheme="majorEastAsia" w:hAnsiTheme="majorHAnsi"/>
-      <w:spacing w:val="-10"/>
-      <w:kern w:val="28"/>
       <w:sz w:val="56"/>
       <w:szCs w:val="56"/>
     </w:rPr>
@@ -29560,15 +28527,13 @@
     <w:rsid w:val="00A10FD9"/>
     <w:rPr>
       <w:rFonts w:asciiTheme="majorHAnsi" w:cstheme="majorBidi" w:eastAsiaTheme="majorEastAsia" w:hAnsiTheme="majorHAnsi"/>
-      <w:spacing w:val="-10"/>
-      <w:kern w:val="28"/>
       <w:sz w:val="56"/>
       <w:szCs w:val="56"/>
     </w:rPr>
   </w:style>
   <w:style w:styleId="Subtitle" w:type="paragraph">
     <w:name w:val="Subtitle"/>
-    <w:basedOn w:val="Normal"/>
+    <w:basedOn w:val="Title"/>
     <w:next w:val="BodyText"/>
     <w:link w:val="SubtitleChar"/>
     <w:uiPriority w:val="11"/>
@@ -29581,7 +28546,6 @@
     </w:pPr>
     <w:rPr>
       <w:rFonts w:cstheme="majorBidi" w:eastAsiaTheme="majorEastAsia"/>
-      <w:color w:themeColor="text1" w:themeTint="A6" w:val="595959"/>
       <w:spacing w:val="15"/>
       <w:sz w:val="28"/>
       <w:szCs w:val="28"/>
@@ -29603,23 +28567,31 @@
   </w:style>
   <w:style w:customStyle="1" w:styleId="Author" w:type="paragraph">
     <w:name w:val="Author"/>
+    <w:basedOn w:val="Title"/>
     <w:next w:val="BodyText"/>
     <w:qFormat/>
     <w:pPr>
       <w:keepNext/>
       <w:keepLines/>
-      <w:jc w:val="center"/>
     </w:pPr>
+    <w:rPr>
+      <w:sz w:val="24"/>
+      <w:szCs w:val="24"/>
+    </w:rPr>
   </w:style>
   <w:style w:styleId="Date" w:type="paragraph">
     <w:name w:val="Date"/>
+    <w:basedOn w:val="Title"/>
     <w:next w:val="BodyText"/>
     <w:qFormat/>
     <w:pPr>
       <w:keepNext/>
       <w:keepLines/>
-      <w:jc w:val="center"/>
     </w:pPr>
+    <w:rPr>
+      <w:sz w:val="24"/>
+      <w:szCs w:val="24"/>
+    </w:rPr>
   </w:style>
   <w:style w:customStyle="1" w:styleId="AbstractTitle" w:type="paragraph">
     <w:name w:val="Abstract Title"/>
@@ -29634,7 +28606,6 @@
     </w:pPr>
     <w:rPr>
       <w:b/>
-      <w:color w:val="345A8A"/>
       <w:sz w:val="20"/>
       <w:szCs w:val="20"/>
     </w:rPr>

--- a/docs/LDRS-591.docx
+++ b/docs/LDRS-591.docx
@@ -23,7 +23,7 @@
         <w:pStyle w:val="Date"/>
       </w:pPr>
       <w:r>
-        <w:t xml:space="preserve">Jan 22, 2026</w:t>
+        <w:t xml:space="preserve">Jan 29, 2026</w:t>
       </w:r>
     </w:p>
     <w:p>
@@ -6079,71 +6079,6 @@
         <w:pStyle w:val="BodyText"/>
       </w:pPr>
       <w:r>
-        <w:t xml:space="preserve">Mixed methods research reflects the biblical principle of seeking wisdom through multiple sources (</w:t>
-      </w:r>
-      <w:r>
-        <w:t xml:space="preserve">“Plans fail for lack of counsel, but with many advisers, they succeed,”</w:t>
-      </w:r>
-      <w:r>
-        <w:t xml:space="preserve"> </w:t>
-      </w:r>
-      <w:r>
-        <w:rPr>
-          <w:i/>
-          <w:iCs/>
-        </w:rPr>
-        <w:t xml:space="preserve">The</w:t>
-      </w:r>
-      <w:r>
-        <w:rPr>
-          <w:i/>
-          <w:iCs/>
-        </w:rPr>
-        <w:t xml:space="preserve"> </w:t>
-      </w:r>
-      <w:r>
-        <w:rPr>
-          <w:i/>
-          <w:iCs/>
-        </w:rPr>
-        <w:t xml:space="preserve">Holy Bible</w:t>
-      </w:r>
-      <w:r>
-        <w:rPr>
-          <w:i/>
-          <w:iCs/>
-        </w:rPr>
-        <w:t xml:space="preserve">,</w:t>
-      </w:r>
-      <w:r>
-        <w:rPr>
-          <w:i/>
-          <w:iCs/>
-        </w:rPr>
-        <w:t xml:space="preserve"> </w:t>
-      </w:r>
-      <w:r>
-        <w:rPr>
-          <w:i/>
-          <w:iCs/>
-        </w:rPr>
-        <w:t xml:space="preserve">New International Version</w:t>
-      </w:r>
-      <w:r>
-        <w:t xml:space="preserve"> </w:t>
-      </w:r>
-      <w:r>
-        <w:t xml:space="preserve">(2011)</w:t>
-      </w:r>
-      <w:r>
-        <w:t xml:space="preserve">, Proverbs 15:22). Combining quantitative and qualitative insights mirrors the Christian commitment to balance and thorough understanding in addressing complex issues.</w:t>
-      </w:r>
-    </w:p>
-    <w:p>
-      <w:pPr>
-        <w:pStyle w:val="BodyText"/>
-      </w:pPr>
-      <w:r>
         <w:t xml:space="preserve">Rosch et al.</w:t>
       </w:r>
       <w:r>
@@ -26158,11 +26093,7 @@
     </w:p>
     <w:bookmarkEnd w:id="142"/>
     <w:bookmarkEnd w:id="143"/>
-    <w:sectPr>
-      <w:footnotePr>
-        <w:numRestart w:val="eachSect"/>
-      </w:footnotePr>
-    </w:sectPr>
+    <w:sectPr/>
   </w:body>
 </w:document>
 </file>
@@ -28515,6 +28446,8 @@
     </w:pPr>
     <w:rPr>
       <w:rFonts w:asciiTheme="majorHAnsi" w:cstheme="majorBidi" w:eastAsiaTheme="majorEastAsia" w:hAnsiTheme="majorHAnsi"/>
+      <w:spacing w:val="-10"/>
+      <w:kern w:val="28"/>
       <w:sz w:val="56"/>
       <w:szCs w:val="56"/>
     </w:rPr>
@@ -28527,6 +28460,8 @@
     <w:rsid w:val="00A10FD9"/>
     <w:rPr>
       <w:rFonts w:asciiTheme="majorHAnsi" w:cstheme="majorBidi" w:eastAsiaTheme="majorEastAsia" w:hAnsiTheme="majorHAnsi"/>
+      <w:spacing w:val="-10"/>
+      <w:kern w:val="28"/>
       <w:sz w:val="56"/>
       <w:szCs w:val="56"/>
     </w:rPr>
@@ -28567,31 +28502,23 @@
   </w:style>
   <w:style w:customStyle="1" w:styleId="Author" w:type="paragraph">
     <w:name w:val="Author"/>
-    <w:basedOn w:val="Title"/>
     <w:next w:val="BodyText"/>
     <w:qFormat/>
     <w:pPr>
       <w:keepNext/>
       <w:keepLines/>
+      <w:jc w:val="center"/>
     </w:pPr>
-    <w:rPr>
-      <w:sz w:val="24"/>
-      <w:szCs w:val="24"/>
-    </w:rPr>
   </w:style>
   <w:style w:styleId="Date" w:type="paragraph">
     <w:name w:val="Date"/>
-    <w:basedOn w:val="Title"/>
     <w:next w:val="BodyText"/>
     <w:qFormat/>
     <w:pPr>
       <w:keepNext/>
       <w:keepLines/>
+      <w:jc w:val="center"/>
     </w:pPr>
-    <w:rPr>
-      <w:sz w:val="24"/>
-      <w:szCs w:val="24"/>
-    </w:rPr>
   </w:style>
   <w:style w:customStyle="1" w:styleId="AbstractTitle" w:type="paragraph">
     <w:name w:val="Abstract Title"/>
